--- a/public/documentos/ALC-02-enunciado-del-alcance-del-proyecto.docx
+++ b/public/documentos/ALC-02-enunciado-del-alcance-del-proyecto.docx
@@ -52,7 +52,7 @@
                 <w:noProof/>
               </w:rPr>
               <w:drawing>
-                <wp:inline distT="0" distB="0" distL="0" distR="0" wp14:anchorId="45CF7DDF" wp14:editId="441CA828">
+                <wp:inline distT="0" distB="0" distL="0" distR="0" wp14:anchorId="498F74B2" wp14:editId="1F7CA110">
                   <wp:extent cx="990600" cy="990600"/>
                   <wp:effectExtent l="0" t="0" r="0" b="0"/>
                   <wp:docPr id="1" name="Imagen 1"/>
@@ -171,10 +171,10 @@
                 <w:noProof/>
               </w:rPr>
               <w:drawing>
-                <wp:inline distT="0" distB="0" distL="0" distR="0" wp14:anchorId="1A6BDFB3" wp14:editId="37718F59">
+                <wp:inline distT="0" distB="0" distL="0" distR="0" wp14:anchorId="0B3BB8D5" wp14:editId="0D2E8AF0">
                   <wp:extent cx="800100" cy="800100"/>
                   <wp:effectExtent l="0" t="0" r="0" b="0"/>
-                  <wp:docPr id="277477155" name="Imagen 277477155"/>
+                  <wp:docPr id="2023754642" name="Imagen 2023754642"/>
                   <wp:cNvGraphicFramePr>
                     <a:graphicFrameLocks xmlns:a="http://schemas.openxmlformats.org/drawingml/2006/main" noChangeAspect="1"/>
                   </wp:cNvGraphicFramePr>
@@ -2867,7 +2867,7 @@
     <w:sdt>
       <w:sdtPr>
         <w:alias w:val="Contenido"/>
-        <w:id w:val="1960145105"/>
+        <w:id w:val="-752202307"/>
       </w:sdtPr>
       <w:sdtEndPr/>
       <w:sdtContent>
@@ -2893,7 +2893,7 @@
           <w:r>
             <w:fldChar w:fldCharType="separate"/>
           </w:r>
-          <w:hyperlink w:anchor="_Toc242536782" w:history="1">
+          <w:hyperlink w:anchor="_Toc242538810" w:history="1">
             <w:r>
               <w:rPr>
                 <w:rStyle w:val="Hipervnculo"/>
@@ -2917,7 +2917,7 @@
               <w:rPr>
                 <w:noProof/>
               </w:rPr>
-              <w:instrText xml:space="preserve"> PAGEREF _Toc242536782 \h </w:instrText>
+              <w:instrText xml:space="preserve"> PAGEREF _Toc242538810 \h </w:instrText>
             </w:r>
             <w:r>
               <w:rPr>
@@ -2957,7 +2957,7 @@
               <w14:ligatures w14:val="standardContextual"/>
             </w:rPr>
           </w:pPr>
-          <w:hyperlink w:anchor="_Toc242536783" w:history="1">
+          <w:hyperlink w:anchor="_Toc242538811" w:history="1">
             <w:r>
               <w:rPr>
                 <w:rStyle w:val="Hipervnculo"/>
@@ -2981,7 +2981,7 @@
               <w:rPr>
                 <w:noProof/>
               </w:rPr>
-              <w:instrText xml:space="preserve"> PAGEREF _Toc242536783 \h </w:instrText>
+              <w:instrText xml:space="preserve"> PAGEREF _Toc242538811 \h </w:instrText>
             </w:r>
             <w:r>
               <w:rPr>
@@ -3021,7 +3021,7 @@
               <w14:ligatures w14:val="standardContextual"/>
             </w:rPr>
           </w:pPr>
-          <w:hyperlink w:anchor="_Toc242536784" w:history="1">
+          <w:hyperlink w:anchor="_Toc242538812" w:history="1">
             <w:r>
               <w:rPr>
                 <w:rStyle w:val="Hipervnculo"/>
@@ -3045,7 +3045,7 @@
               <w:rPr>
                 <w:noProof/>
               </w:rPr>
-              <w:instrText xml:space="preserve"> PAGEREF _Toc242536784 \h </w:instrText>
+              <w:instrText xml:space="preserve"> PAGEREF _Toc242538812 \h </w:instrText>
             </w:r>
             <w:r>
               <w:rPr>
@@ -3085,7 +3085,7 @@
               <w14:ligatures w14:val="standardContextual"/>
             </w:rPr>
           </w:pPr>
-          <w:hyperlink w:anchor="_Toc242536785" w:history="1">
+          <w:hyperlink w:anchor="_Toc242538813" w:history="1">
             <w:r>
               <w:rPr>
                 <w:rStyle w:val="Hipervnculo"/>
@@ -3109,7 +3109,7 @@
               <w:rPr>
                 <w:noProof/>
               </w:rPr>
-              <w:instrText xml:space="preserve"> PAGEREF _Toc242536785 \h </w:instrText>
+              <w:instrText xml:space="preserve"> PAGEREF _Toc242538813 \h </w:instrText>
             </w:r>
             <w:r>
               <w:rPr>
@@ -3149,7 +3149,7 @@
               <w14:ligatures w14:val="standardContextual"/>
             </w:rPr>
           </w:pPr>
-          <w:hyperlink w:anchor="_Toc242536786" w:history="1">
+          <w:hyperlink w:anchor="_Toc242538814" w:history="1">
             <w:r>
               <w:rPr>
                 <w:rStyle w:val="Hipervnculo"/>
@@ -3173,7 +3173,7 @@
               <w:rPr>
                 <w:noProof/>
               </w:rPr>
-              <w:instrText xml:space="preserve"> PAGEREF _Toc242536786 \h </w:instrText>
+              <w:instrText xml:space="preserve"> PAGEREF _Toc242538814 \h </w:instrText>
             </w:r>
             <w:r>
               <w:rPr>
@@ -3213,7 +3213,7 @@
               <w14:ligatures w14:val="standardContextual"/>
             </w:rPr>
           </w:pPr>
-          <w:hyperlink w:anchor="_Toc242536787" w:history="1">
+          <w:hyperlink w:anchor="_Toc242538815" w:history="1">
             <w:r>
               <w:rPr>
                 <w:rStyle w:val="Hipervnculo"/>
@@ -3237,7 +3237,7 @@
               <w:rPr>
                 <w:noProof/>
               </w:rPr>
-              <w:instrText xml:space="preserve"> PAGEREF _Toc242536787 \h </w:instrText>
+              <w:instrText xml:space="preserve"> PAGEREF _Toc242538815 \h </w:instrText>
             </w:r>
             <w:r>
               <w:rPr>
@@ -3277,7 +3277,7 @@
               <w14:ligatures w14:val="standardContextual"/>
             </w:rPr>
           </w:pPr>
-          <w:hyperlink w:anchor="_Toc242536788" w:history="1">
+          <w:hyperlink w:anchor="_Toc242538816" w:history="1">
             <w:r>
               <w:rPr>
                 <w:rStyle w:val="Hipervnculo"/>
@@ -3301,7 +3301,7 @@
               <w:rPr>
                 <w:noProof/>
               </w:rPr>
-              <w:instrText xml:space="preserve"> PAGEREF _Toc242536788 \h </w:instrText>
+              <w:instrText xml:space="preserve"> PAGEREF _Toc242538816 \h </w:instrText>
             </w:r>
             <w:r>
               <w:rPr>
@@ -3341,7 +3341,7 @@
               <w14:ligatures w14:val="standardContextual"/>
             </w:rPr>
           </w:pPr>
-          <w:hyperlink w:anchor="_Toc242536789" w:history="1">
+          <w:hyperlink w:anchor="_Toc242538817" w:history="1">
             <w:r>
               <w:rPr>
                 <w:rStyle w:val="Hipervnculo"/>
@@ -3365,7 +3365,7 @@
               <w:rPr>
                 <w:noProof/>
               </w:rPr>
-              <w:instrText xml:space="preserve"> PAGEREF _Toc242536789 \h </w:instrText>
+              <w:instrText xml:space="preserve"> PAGEREF _Toc242538817 \h </w:instrText>
             </w:r>
             <w:r>
               <w:rPr>
@@ -3415,7 +3415,7 @@
       <w:pPr>
         <w:pStyle w:val="Ttulo1"/>
       </w:pPr>
-      <w:bookmarkStart w:id="0" w:name="_Toc242536782"/>
+      <w:bookmarkStart w:id="0" w:name="_Toc242538810"/>
       <w:r>
         <w:lastRenderedPageBreak/>
         <w:t>1. Descripción del producto</w:t>
@@ -3706,7 +3706,7 @@
       <w:pPr>
         <w:pStyle w:val="Ttulo1"/>
       </w:pPr>
-      <w:bookmarkStart w:id="1" w:name="_Toc242536783"/>
+      <w:bookmarkStart w:id="1" w:name="_Toc242538811"/>
       <w:r>
         <w:t>2. Entregables del producto</w:t>
       </w:r>
@@ -5543,7 +5543,7 @@
       <w:pPr>
         <w:pStyle w:val="Ttulo1"/>
       </w:pPr>
-      <w:bookmarkStart w:id="2" w:name="_Toc242536784"/>
+      <w:bookmarkStart w:id="2" w:name="_Toc242538812"/>
       <w:r>
         <w:t>3. Requisitos que cubre el alcance</w:t>
       </w:r>
@@ -9998,7 +9998,7 @@
       <w:pPr>
         <w:pStyle w:val="Ttulo1"/>
       </w:pPr>
-      <w:bookmarkStart w:id="3" w:name="_Toc242536785"/>
+      <w:bookmarkStart w:id="3" w:name="_Toc242538813"/>
       <w:r>
         <w:t>4. Criterios de aceptación del producto</w:t>
       </w:r>
@@ -10678,7 +10678,7 @@
       <w:pPr>
         <w:pStyle w:val="Ttulo1"/>
       </w:pPr>
-      <w:bookmarkStart w:id="4" w:name="_Toc242536786"/>
+      <w:bookmarkStart w:id="4" w:name="_Toc242538814"/>
       <w:r>
         <w:t>5. Dentro y fuera del alcance</w:t>
       </w:r>
@@ -10979,7 +10979,7 @@
       <w:pPr>
         <w:pStyle w:val="Ttulo1"/>
       </w:pPr>
-      <w:bookmarkStart w:id="5" w:name="_Toc242536787"/>
+      <w:bookmarkStart w:id="5" w:name="_Toc242538815"/>
       <w:r>
         <w:t>6. Estructura de desglose del trabajo</w:t>
       </w:r>
@@ -15561,7 +15561,7 @@
       <w:pPr>
         <w:pStyle w:val="Ttulo1"/>
       </w:pPr>
-      <w:bookmarkStart w:id="6" w:name="_Toc242536788"/>
+      <w:bookmarkStart w:id="6" w:name="_Toc242538816"/>
       <w:r>
         <w:t>7. Supuestos y restricciones</w:t>
       </w:r>
@@ -15706,7 +15706,7 @@
       <w:pPr>
         <w:pStyle w:val="Ttulo1"/>
       </w:pPr>
-      <w:bookmarkStart w:id="7" w:name="_Toc242536789"/>
+      <w:bookmarkStart w:id="7" w:name="_Toc242538817"/>
       <w:r>
         <w:t>8. Cambios respecto de la versión 2</w:t>
       </w:r>
@@ -17583,10 +17583,10 @@
 <file path=word/numbering.xml><?xml version="1.0" encoding="utf-8"?>
 <w:numbering xmlns:wpc="http://schemas.microsoft.com/office/word/2010/wordprocessingCanvas" xmlns:cx="http://schemas.microsoft.com/office/drawing/2014/chartex" xmlns:cx1="http://schemas.microsoft.com/office/drawing/2015/9/8/chartex" xmlns:cx2="http://schemas.microsoft.com/office/drawing/2015/10/21/chartex" xmlns:cx3="http://schemas.microsoft.com/office/drawing/2016/5/9/chartex" xmlns:cx4="http://schemas.microsoft.com/office/drawing/2016/5/10/chartex" xmlns:cx5="http://schemas.microsoft.com/office/drawing/2016/5/11/chartex" xmlns:cx6="http://schemas.microsoft.com/office/drawing/2016/5/12/chartex" xmlns:cx7="http://schemas.microsoft.com/office/drawing/2016/5/13/chartex" xmlns:cx8="http://schemas.microsoft.com/office/drawing/2016/5/14/chartex" xmlns:mc="http://schemas.openxmlformats.org/markup-compatibility/2006" xmlns:aink="http://schemas.microsoft.com/office/drawing/2016/ink" xmlns:am3d="http://schemas.microsoft.com/office/drawing/2017/model3d" xmlns:o="urn:schemas-microsoft-com:office:office" xmlns:oel="http://schemas.microsoft.com/office/2019/extlst" xmlns:r="http://schemas.openxmlformats.org/officeDocument/2006/relationships" xmlns:m="http://schemas.openxmlformats.org/officeDocument/2006/math" xmlns:v="urn:schemas-microsoft-com:vml" xmlns:wp14="http://schemas.microsoft.com/office/word/2010/wordprocessingDrawing" xmlns:wp="http://schemas.openxmlformats.org/drawingml/2006/wordprocessingDrawing" xmlns:w10="urn:schemas-microsoft-com:office:word" xmlns:w="http://schemas.openxmlformats.org/wordprocessingml/2006/main" xmlns:w14="http://schemas.microsoft.com/office/word/2010/wordml" xmlns:w15="http://schemas.microsoft.com/office/word/2012/wordml" xmlns:w16cex="http://schemas.microsoft.com/office/word/2018/wordml/cex" xmlns:w16cid="http://schemas.microsoft.com/office/word/2016/wordml/cid" xmlns:w16="http://schemas.microsoft.com/office/word/2018/wordml" xmlns:w16du="http://schemas.microsoft.com/office/word/2023/wordml/word16du" xmlns:w16sdtdh="http://schemas.microsoft.com/office/word/2020/wordml/sdtdatahash" xmlns:w16sdtfl="http://schemas.microsoft.com/office/word/2024/wordml/sdtformatlock" xmlns:w16se="http://schemas.microsoft.com/office/word/2015/wordml/symex" xmlns:wpg="http://schemas.microsoft.com/office/word/2010/wordprocessingGroup" xmlns:wpi="http://schemas.microsoft.com/office/word/2010/wordprocessingInk" xmlns:wne="http://schemas.microsoft.com/office/word/2006/wordml" xmlns:wps="http://schemas.microsoft.com/office/word/2010/wordprocessingShape" mc:Ignorable="w14 w15 w16se w16cid w16 w16cex w16sdtdh w16sdtfl w16du wp14">
   <w:abstractNum w:abstractNumId="0" w15:restartNumberingAfterBreak="0">
-    <w:nsid w:val="23176FF7"/>
+    <w:nsid w:val="335A4649"/>
     <w:multiLevelType w:val="hybridMultilevel"/>
-    <w:tmpl w:val="363AAFB4"/>
-    <w:lvl w:ilvl="0" w:tplc="2DE2B098">
+    <w:tmpl w:val="598A6242"/>
+    <w:lvl w:ilvl="0" w:tplc="D62A972A">
       <w:start w:val="1"/>
       <w:numFmt w:val="bullet"/>
       <w:lvlText w:val="●"/>
@@ -17595,7 +17595,7 @@
         <w:ind w:left="720" w:hanging="360"/>
       </w:pPr>
     </w:lvl>
-    <w:lvl w:ilvl="1" w:tplc="48A09B38">
+    <w:lvl w:ilvl="1" w:tplc="BBDEC9E4">
       <w:start w:val="1"/>
       <w:numFmt w:val="bullet"/>
       <w:lvlText w:val="○"/>
@@ -17604,7 +17604,7 @@
         <w:ind w:left="1440" w:hanging="360"/>
       </w:pPr>
     </w:lvl>
-    <w:lvl w:ilvl="2" w:tplc="24CAABB6">
+    <w:lvl w:ilvl="2" w:tplc="AB881C0E">
       <w:start w:val="1"/>
       <w:numFmt w:val="bullet"/>
       <w:lvlText w:val="■"/>
@@ -17613,7 +17613,7 @@
         <w:ind w:left="2160" w:hanging="360"/>
       </w:pPr>
     </w:lvl>
-    <w:lvl w:ilvl="3" w:tplc="09E02784">
+    <w:lvl w:ilvl="3" w:tplc="C3008A8C">
       <w:start w:val="1"/>
       <w:numFmt w:val="bullet"/>
       <w:lvlText w:val="●"/>
@@ -17622,7 +17622,7 @@
         <w:ind w:left="2880" w:hanging="360"/>
       </w:pPr>
     </w:lvl>
-    <w:lvl w:ilvl="4" w:tplc="6CB4D884">
+    <w:lvl w:ilvl="4" w:tplc="880A6974">
       <w:start w:val="1"/>
       <w:numFmt w:val="bullet"/>
       <w:lvlText w:val="○"/>
@@ -17631,7 +17631,7 @@
         <w:ind w:left="3600" w:hanging="360"/>
       </w:pPr>
     </w:lvl>
-    <w:lvl w:ilvl="5" w:tplc="E0D29088">
+    <w:lvl w:ilvl="5" w:tplc="E364F8AC">
       <w:start w:val="1"/>
       <w:numFmt w:val="bullet"/>
       <w:lvlText w:val="■"/>
@@ -17640,7 +17640,7 @@
         <w:ind w:left="4320" w:hanging="360"/>
       </w:pPr>
     </w:lvl>
-    <w:lvl w:ilvl="6" w:tplc="162CED54">
+    <w:lvl w:ilvl="6" w:tplc="8B1E5E42">
       <w:start w:val="1"/>
       <w:numFmt w:val="bullet"/>
       <w:lvlText w:val="●"/>
@@ -17649,7 +17649,7 @@
         <w:ind w:left="5040" w:hanging="360"/>
       </w:pPr>
     </w:lvl>
-    <w:lvl w:ilvl="7" w:tplc="584E0876">
+    <w:lvl w:ilvl="7" w:tplc="A886BAB2">
       <w:start w:val="1"/>
       <w:numFmt w:val="bullet"/>
       <w:lvlText w:val="●"/>
@@ -17658,7 +17658,7 @@
         <w:ind w:left="5760" w:hanging="360"/>
       </w:pPr>
     </w:lvl>
-    <w:lvl w:ilvl="8" w:tplc="0AD850D0">
+    <w:lvl w:ilvl="8" w:tplc="C6C2877C">
       <w:start w:val="1"/>
       <w:numFmt w:val="bullet"/>
       <w:lvlText w:val="●"/>
@@ -17669,10 +17669,10 @@
     </w:lvl>
   </w:abstractNum>
   <w:abstractNum w:abstractNumId="1" w15:restartNumberingAfterBreak="0">
-    <w:nsid w:val="2D8D3750"/>
+    <w:nsid w:val="63D24580"/>
     <w:multiLevelType w:val="hybridMultilevel"/>
-    <w:tmpl w:val="8452B11A"/>
-    <w:lvl w:ilvl="0" w:tplc="BCCC5ABC">
+    <w:tmpl w:val="25DCEBE6"/>
+    <w:lvl w:ilvl="0" w:tplc="9A0A1BD6">
       <w:start w:val="1"/>
       <w:numFmt w:val="decimal"/>
       <w:lvlText w:val="%1."/>
@@ -17681,52 +17681,52 @@
         <w:ind w:left="560" w:hanging="340"/>
       </w:pPr>
     </w:lvl>
-    <w:lvl w:ilvl="1" w:tplc="328A3498">
+    <w:lvl w:ilvl="1" w:tplc="49CA4964">
       <w:numFmt w:val="decimal"/>
       <w:lvlText w:val=""/>
       <w:lvlJc w:val="left"/>
     </w:lvl>
-    <w:lvl w:ilvl="2" w:tplc="36781774">
+    <w:lvl w:ilvl="2" w:tplc="FB1CFEFC">
       <w:numFmt w:val="decimal"/>
       <w:lvlText w:val=""/>
       <w:lvlJc w:val="left"/>
     </w:lvl>
-    <w:lvl w:ilvl="3" w:tplc="101084A8">
+    <w:lvl w:ilvl="3" w:tplc="CE22635C">
       <w:numFmt w:val="decimal"/>
       <w:lvlText w:val=""/>
       <w:lvlJc w:val="left"/>
     </w:lvl>
-    <w:lvl w:ilvl="4" w:tplc="85E4E84C">
+    <w:lvl w:ilvl="4" w:tplc="42E268C8">
       <w:numFmt w:val="decimal"/>
       <w:lvlText w:val=""/>
       <w:lvlJc w:val="left"/>
     </w:lvl>
-    <w:lvl w:ilvl="5" w:tplc="6C64DB1C">
+    <w:lvl w:ilvl="5" w:tplc="5C2C7E7E">
       <w:numFmt w:val="decimal"/>
       <w:lvlText w:val=""/>
       <w:lvlJc w:val="left"/>
     </w:lvl>
-    <w:lvl w:ilvl="6" w:tplc="591E4A82">
+    <w:lvl w:ilvl="6" w:tplc="41E44E52">
       <w:numFmt w:val="decimal"/>
       <w:lvlText w:val=""/>
       <w:lvlJc w:val="left"/>
     </w:lvl>
-    <w:lvl w:ilvl="7" w:tplc="ED2EAA94">
+    <w:lvl w:ilvl="7" w:tplc="0E760286">
       <w:numFmt w:val="decimal"/>
       <w:lvlText w:val=""/>
       <w:lvlJc w:val="left"/>
     </w:lvl>
-    <w:lvl w:ilvl="8" w:tplc="90CEA830">
+    <w:lvl w:ilvl="8" w:tplc="226038C2">
       <w:numFmt w:val="decimal"/>
       <w:lvlText w:val=""/>
       <w:lvlJc w:val="left"/>
     </w:lvl>
   </w:abstractNum>
   <w:abstractNum w:abstractNumId="2" w15:restartNumberingAfterBreak="0">
-    <w:nsid w:val="5B576E4E"/>
+    <w:nsid w:val="64624C29"/>
     <w:multiLevelType w:val="hybridMultilevel"/>
-    <w:tmpl w:val="07627378"/>
-    <w:lvl w:ilvl="0" w:tplc="2928418C">
+    <w:tmpl w:val="EB74728E"/>
+    <w:lvl w:ilvl="0" w:tplc="2C54FF00">
       <w:start w:val="1"/>
       <w:numFmt w:val="bullet"/>
       <w:lvlText w:val="•"/>
@@ -17735,54 +17735,54 @@
         <w:ind w:left="560" w:hanging="280"/>
       </w:pPr>
     </w:lvl>
-    <w:lvl w:ilvl="1" w:tplc="19FC3846">
+    <w:lvl w:ilvl="1" w:tplc="293C680C">
       <w:numFmt w:val="decimal"/>
       <w:lvlText w:val=""/>
       <w:lvlJc w:val="left"/>
     </w:lvl>
-    <w:lvl w:ilvl="2" w:tplc="29889632">
+    <w:lvl w:ilvl="2" w:tplc="2E167678">
       <w:numFmt w:val="decimal"/>
       <w:lvlText w:val=""/>
       <w:lvlJc w:val="left"/>
     </w:lvl>
-    <w:lvl w:ilvl="3" w:tplc="98E6574E">
+    <w:lvl w:ilvl="3" w:tplc="7E587ADC">
       <w:numFmt w:val="decimal"/>
       <w:lvlText w:val=""/>
       <w:lvlJc w:val="left"/>
     </w:lvl>
-    <w:lvl w:ilvl="4" w:tplc="AA2627F6">
+    <w:lvl w:ilvl="4" w:tplc="EEC6C7EE">
       <w:numFmt w:val="decimal"/>
       <w:lvlText w:val=""/>
       <w:lvlJc w:val="left"/>
     </w:lvl>
-    <w:lvl w:ilvl="5" w:tplc="50ECF190">
+    <w:lvl w:ilvl="5" w:tplc="791E051A">
       <w:numFmt w:val="decimal"/>
       <w:lvlText w:val=""/>
       <w:lvlJc w:val="left"/>
     </w:lvl>
-    <w:lvl w:ilvl="6" w:tplc="C5C00F86">
+    <w:lvl w:ilvl="6" w:tplc="2E5C0FBC">
       <w:numFmt w:val="decimal"/>
       <w:lvlText w:val=""/>
       <w:lvlJc w:val="left"/>
     </w:lvl>
-    <w:lvl w:ilvl="7" w:tplc="E946D616">
+    <w:lvl w:ilvl="7" w:tplc="12B063A0">
       <w:numFmt w:val="decimal"/>
       <w:lvlText w:val=""/>
       <w:lvlJc w:val="left"/>
     </w:lvl>
-    <w:lvl w:ilvl="8" w:tplc="C9FC3B4A">
+    <w:lvl w:ilvl="8" w:tplc="7690E162">
       <w:numFmt w:val="decimal"/>
       <w:lvlText w:val=""/>
       <w:lvlJc w:val="left"/>
     </w:lvl>
   </w:abstractNum>
-  <w:num w:numId="1" w16cid:durableId="37246347">
+  <w:num w:numId="1" w16cid:durableId="1694918022">
     <w:abstractNumId w:val="0"/>
     <w:lvlOverride w:ilvl="0">
       <w:startOverride w:val="1"/>
     </w:lvlOverride>
   </w:num>
-  <w:num w:numId="2" w16cid:durableId="1189441987">
+  <w:num w:numId="2" w16cid:durableId="629016047">
     <w:abstractNumId w:val="2"/>
     <w:lvlOverride w:ilvl="0">
       <w:startOverride w:val="1"/>
@@ -18375,7 +18375,7 @@
     <w:autoRedefine/>
     <w:uiPriority w:val="39"/>
     <w:unhideWhenUsed/>
-    <w:rsid w:val="005B4FEF"/>
+    <w:rsid w:val="00CD02EE"/>
     <w:pPr>
       <w:spacing w:after="100"/>
     </w:pPr>

--- a/public/documentos/ALC-02-enunciado-del-alcance-del-proyecto.docx
+++ b/public/documentos/ALC-02-enunciado-del-alcance-del-proyecto.docx
@@ -52,7 +52,7 @@
                 <w:noProof/>
               </w:rPr>
               <w:drawing>
-                <wp:inline distT="0" distB="0" distL="0" distR="0" wp14:anchorId="498F74B2" wp14:editId="1F7CA110">
+                <wp:inline distT="0" distB="0" distL="0" distR="0" wp14:anchorId="19D2B4AB" wp14:editId="4369BA38">
                   <wp:extent cx="990600" cy="990600"/>
                   <wp:effectExtent l="0" t="0" r="0" b="0"/>
                   <wp:docPr id="1" name="Imagen 1"/>
@@ -171,10 +171,10 @@
                 <w:noProof/>
               </w:rPr>
               <w:drawing>
-                <wp:inline distT="0" distB="0" distL="0" distR="0" wp14:anchorId="0B3BB8D5" wp14:editId="0D2E8AF0">
+                <wp:inline distT="0" distB="0" distL="0" distR="0" wp14:anchorId="4A19D5BA" wp14:editId="5C29232D">
                   <wp:extent cx="800100" cy="800100"/>
                   <wp:effectExtent l="0" t="0" r="0" b="0"/>
-                  <wp:docPr id="2023754642" name="Imagen 2023754642"/>
+                  <wp:docPr id="687018348" name="Imagen 687018348"/>
                   <wp:cNvGraphicFramePr>
                     <a:graphicFrameLocks xmlns:a="http://schemas.openxmlformats.org/drawingml/2006/main" noChangeAspect="1"/>
                   </wp:cNvGraphicFramePr>
@@ -2867,7 +2867,7 @@
     <w:sdt>
       <w:sdtPr>
         <w:alias w:val="Contenido"/>
-        <w:id w:val="-752202307"/>
+        <w:id w:val="-1638561190"/>
       </w:sdtPr>
       <w:sdtEndPr/>
       <w:sdtContent>
@@ -2893,7 +2893,7 @@
           <w:r>
             <w:fldChar w:fldCharType="separate"/>
           </w:r>
-          <w:hyperlink w:anchor="_Toc242538810" w:history="1">
+          <w:hyperlink w:anchor="_Toc242540384" w:history="1">
             <w:r>
               <w:rPr>
                 <w:rStyle w:val="Hipervnculo"/>
@@ -2917,7 +2917,7 @@
               <w:rPr>
                 <w:noProof/>
               </w:rPr>
-              <w:instrText xml:space="preserve"> PAGEREF _Toc242538810 \h </w:instrText>
+              <w:instrText xml:space="preserve"> PAGEREF _Toc242540384 \h </w:instrText>
             </w:r>
             <w:r>
               <w:rPr>
@@ -2957,7 +2957,7 @@
               <w14:ligatures w14:val="standardContextual"/>
             </w:rPr>
           </w:pPr>
-          <w:hyperlink w:anchor="_Toc242538811" w:history="1">
+          <w:hyperlink w:anchor="_Toc242540385" w:history="1">
             <w:r>
               <w:rPr>
                 <w:rStyle w:val="Hipervnculo"/>
@@ -2981,7 +2981,7 @@
               <w:rPr>
                 <w:noProof/>
               </w:rPr>
-              <w:instrText xml:space="preserve"> PAGEREF _Toc242538811 \h </w:instrText>
+              <w:instrText xml:space="preserve"> PAGEREF _Toc242540385 \h </w:instrText>
             </w:r>
             <w:r>
               <w:rPr>
@@ -3021,7 +3021,7 @@
               <w14:ligatures w14:val="standardContextual"/>
             </w:rPr>
           </w:pPr>
-          <w:hyperlink w:anchor="_Toc242538812" w:history="1">
+          <w:hyperlink w:anchor="_Toc242540386" w:history="1">
             <w:r>
               <w:rPr>
                 <w:rStyle w:val="Hipervnculo"/>
@@ -3045,7 +3045,7 @@
               <w:rPr>
                 <w:noProof/>
               </w:rPr>
-              <w:instrText xml:space="preserve"> PAGEREF _Toc242538812 \h </w:instrText>
+              <w:instrText xml:space="preserve"> PAGEREF _Toc242540386 \h </w:instrText>
             </w:r>
             <w:r>
               <w:rPr>
@@ -3085,7 +3085,7 @@
               <w14:ligatures w14:val="standardContextual"/>
             </w:rPr>
           </w:pPr>
-          <w:hyperlink w:anchor="_Toc242538813" w:history="1">
+          <w:hyperlink w:anchor="_Toc242540387" w:history="1">
             <w:r>
               <w:rPr>
                 <w:rStyle w:val="Hipervnculo"/>
@@ -3109,7 +3109,7 @@
               <w:rPr>
                 <w:noProof/>
               </w:rPr>
-              <w:instrText xml:space="preserve"> PAGEREF _Toc242538813 \h </w:instrText>
+              <w:instrText xml:space="preserve"> PAGEREF _Toc242540387 \h </w:instrText>
             </w:r>
             <w:r>
               <w:rPr>
@@ -3149,7 +3149,7 @@
               <w14:ligatures w14:val="standardContextual"/>
             </w:rPr>
           </w:pPr>
-          <w:hyperlink w:anchor="_Toc242538814" w:history="1">
+          <w:hyperlink w:anchor="_Toc242540388" w:history="1">
             <w:r>
               <w:rPr>
                 <w:rStyle w:val="Hipervnculo"/>
@@ -3173,7 +3173,7 @@
               <w:rPr>
                 <w:noProof/>
               </w:rPr>
-              <w:instrText xml:space="preserve"> PAGEREF _Toc242538814 \h </w:instrText>
+              <w:instrText xml:space="preserve"> PAGEREF _Toc242540388 \h </w:instrText>
             </w:r>
             <w:r>
               <w:rPr>
@@ -3213,7 +3213,7 @@
               <w14:ligatures w14:val="standardContextual"/>
             </w:rPr>
           </w:pPr>
-          <w:hyperlink w:anchor="_Toc242538815" w:history="1">
+          <w:hyperlink w:anchor="_Toc242540389" w:history="1">
             <w:r>
               <w:rPr>
                 <w:rStyle w:val="Hipervnculo"/>
@@ -3237,7 +3237,7 @@
               <w:rPr>
                 <w:noProof/>
               </w:rPr>
-              <w:instrText xml:space="preserve"> PAGEREF _Toc242538815 \h </w:instrText>
+              <w:instrText xml:space="preserve"> PAGEREF _Toc242540389 \h </w:instrText>
             </w:r>
             <w:r>
               <w:rPr>
@@ -3277,7 +3277,7 @@
               <w14:ligatures w14:val="standardContextual"/>
             </w:rPr>
           </w:pPr>
-          <w:hyperlink w:anchor="_Toc242538816" w:history="1">
+          <w:hyperlink w:anchor="_Toc242540390" w:history="1">
             <w:r>
               <w:rPr>
                 <w:rStyle w:val="Hipervnculo"/>
@@ -3301,7 +3301,7 @@
               <w:rPr>
                 <w:noProof/>
               </w:rPr>
-              <w:instrText xml:space="preserve"> PAGEREF _Toc242538816 \h </w:instrText>
+              <w:instrText xml:space="preserve"> PAGEREF _Toc242540390 \h </w:instrText>
             </w:r>
             <w:r>
               <w:rPr>
@@ -3341,7 +3341,7 @@
               <w14:ligatures w14:val="standardContextual"/>
             </w:rPr>
           </w:pPr>
-          <w:hyperlink w:anchor="_Toc242538817" w:history="1">
+          <w:hyperlink w:anchor="_Toc242540391" w:history="1">
             <w:r>
               <w:rPr>
                 <w:rStyle w:val="Hipervnculo"/>
@@ -3365,7 +3365,7 @@
               <w:rPr>
                 <w:noProof/>
               </w:rPr>
-              <w:instrText xml:space="preserve"> PAGEREF _Toc242538817 \h </w:instrText>
+              <w:instrText xml:space="preserve"> PAGEREF _Toc242540391 \h </w:instrText>
             </w:r>
             <w:r>
               <w:rPr>
@@ -3415,7 +3415,7 @@
       <w:pPr>
         <w:pStyle w:val="Ttulo1"/>
       </w:pPr>
-      <w:bookmarkStart w:id="0" w:name="_Toc242538810"/>
+      <w:bookmarkStart w:id="0" w:name="_Toc242540384"/>
       <w:r>
         <w:lastRenderedPageBreak/>
         <w:t>1. Descripción del producto</w:t>
@@ -3706,7 +3706,7 @@
       <w:pPr>
         <w:pStyle w:val="Ttulo1"/>
       </w:pPr>
-      <w:bookmarkStart w:id="1" w:name="_Toc242538811"/>
+      <w:bookmarkStart w:id="1" w:name="_Toc242540385"/>
       <w:r>
         <w:t>2. Entregables del producto</w:t>
       </w:r>
@@ -5543,7 +5543,7 @@
       <w:pPr>
         <w:pStyle w:val="Ttulo1"/>
       </w:pPr>
-      <w:bookmarkStart w:id="2" w:name="_Toc242538812"/>
+      <w:bookmarkStart w:id="2" w:name="_Toc242540386"/>
       <w:r>
         <w:t>3. Requisitos que cubre el alcance</w:t>
       </w:r>
@@ -9998,7 +9998,7 @@
       <w:pPr>
         <w:pStyle w:val="Ttulo1"/>
       </w:pPr>
-      <w:bookmarkStart w:id="3" w:name="_Toc242538813"/>
+      <w:bookmarkStart w:id="3" w:name="_Toc242540387"/>
       <w:r>
         <w:t>4. Criterios de aceptación del producto</w:t>
       </w:r>
@@ -10678,7 +10678,7 @@
       <w:pPr>
         <w:pStyle w:val="Ttulo1"/>
       </w:pPr>
-      <w:bookmarkStart w:id="4" w:name="_Toc242538814"/>
+      <w:bookmarkStart w:id="4" w:name="_Toc242540388"/>
       <w:r>
         <w:t>5. Dentro y fuera del alcance</w:t>
       </w:r>
@@ -10979,7 +10979,7 @@
       <w:pPr>
         <w:pStyle w:val="Ttulo1"/>
       </w:pPr>
-      <w:bookmarkStart w:id="5" w:name="_Toc242538815"/>
+      <w:bookmarkStart w:id="5" w:name="_Toc242540389"/>
       <w:r>
         <w:t>6. Estructura de desglose del trabajo</w:t>
       </w:r>
@@ -15561,7 +15561,7 @@
       <w:pPr>
         <w:pStyle w:val="Ttulo1"/>
       </w:pPr>
-      <w:bookmarkStart w:id="6" w:name="_Toc242538816"/>
+      <w:bookmarkStart w:id="6" w:name="_Toc242540390"/>
       <w:r>
         <w:t>7. Supuestos y restricciones</w:t>
       </w:r>
@@ -15706,7 +15706,7 @@
       <w:pPr>
         <w:pStyle w:val="Ttulo1"/>
       </w:pPr>
-      <w:bookmarkStart w:id="7" w:name="_Toc242538817"/>
+      <w:bookmarkStart w:id="7" w:name="_Toc242540391"/>
       <w:r>
         <w:t>8. Cambios respecto de la versión 2</w:t>
       </w:r>
@@ -17583,10 +17583,64 @@
 <file path=word/numbering.xml><?xml version="1.0" encoding="utf-8"?>
 <w:numbering xmlns:wpc="http://schemas.microsoft.com/office/word/2010/wordprocessingCanvas" xmlns:cx="http://schemas.microsoft.com/office/drawing/2014/chartex" xmlns:cx1="http://schemas.microsoft.com/office/drawing/2015/9/8/chartex" xmlns:cx2="http://schemas.microsoft.com/office/drawing/2015/10/21/chartex" xmlns:cx3="http://schemas.microsoft.com/office/drawing/2016/5/9/chartex" xmlns:cx4="http://schemas.microsoft.com/office/drawing/2016/5/10/chartex" xmlns:cx5="http://schemas.microsoft.com/office/drawing/2016/5/11/chartex" xmlns:cx6="http://schemas.microsoft.com/office/drawing/2016/5/12/chartex" xmlns:cx7="http://schemas.microsoft.com/office/drawing/2016/5/13/chartex" xmlns:cx8="http://schemas.microsoft.com/office/drawing/2016/5/14/chartex" xmlns:mc="http://schemas.openxmlformats.org/markup-compatibility/2006" xmlns:aink="http://schemas.microsoft.com/office/drawing/2016/ink" xmlns:am3d="http://schemas.microsoft.com/office/drawing/2017/model3d" xmlns:o="urn:schemas-microsoft-com:office:office" xmlns:oel="http://schemas.microsoft.com/office/2019/extlst" xmlns:r="http://schemas.openxmlformats.org/officeDocument/2006/relationships" xmlns:m="http://schemas.openxmlformats.org/officeDocument/2006/math" xmlns:v="urn:schemas-microsoft-com:vml" xmlns:wp14="http://schemas.microsoft.com/office/word/2010/wordprocessingDrawing" xmlns:wp="http://schemas.openxmlformats.org/drawingml/2006/wordprocessingDrawing" xmlns:w10="urn:schemas-microsoft-com:office:word" xmlns:w="http://schemas.openxmlformats.org/wordprocessingml/2006/main" xmlns:w14="http://schemas.microsoft.com/office/word/2010/wordml" xmlns:w15="http://schemas.microsoft.com/office/word/2012/wordml" xmlns:w16cex="http://schemas.microsoft.com/office/word/2018/wordml/cex" xmlns:w16cid="http://schemas.microsoft.com/office/word/2016/wordml/cid" xmlns:w16="http://schemas.microsoft.com/office/word/2018/wordml" xmlns:w16du="http://schemas.microsoft.com/office/word/2023/wordml/word16du" xmlns:w16sdtdh="http://schemas.microsoft.com/office/word/2020/wordml/sdtdatahash" xmlns:w16sdtfl="http://schemas.microsoft.com/office/word/2024/wordml/sdtformatlock" xmlns:w16se="http://schemas.microsoft.com/office/word/2015/wordml/symex" xmlns:wpg="http://schemas.microsoft.com/office/word/2010/wordprocessingGroup" xmlns:wpi="http://schemas.microsoft.com/office/word/2010/wordprocessingInk" xmlns:wne="http://schemas.microsoft.com/office/word/2006/wordml" xmlns:wps="http://schemas.microsoft.com/office/word/2010/wordprocessingShape" mc:Ignorable="w14 w15 w16se w16cid w16 w16cex w16sdtdh w16sdtfl w16du wp14">
   <w:abstractNum w:abstractNumId="0" w15:restartNumberingAfterBreak="0">
-    <w:nsid w:val="335A4649"/>
+    <w:nsid w:val="6000363E"/>
     <w:multiLevelType w:val="hybridMultilevel"/>
-    <w:tmpl w:val="598A6242"/>
-    <w:lvl w:ilvl="0" w:tplc="D62A972A">
+    <w:tmpl w:val="359E75DA"/>
+    <w:lvl w:ilvl="0" w:tplc="970C2180">
+      <w:start w:val="1"/>
+      <w:numFmt w:val="decimal"/>
+      <w:lvlText w:val="%1."/>
+      <w:lvlJc w:val="left"/>
+      <w:pPr>
+        <w:ind w:left="560" w:hanging="340"/>
+      </w:pPr>
+    </w:lvl>
+    <w:lvl w:ilvl="1" w:tplc="B1243EE4">
+      <w:numFmt w:val="decimal"/>
+      <w:lvlText w:val=""/>
+      <w:lvlJc w:val="left"/>
+    </w:lvl>
+    <w:lvl w:ilvl="2" w:tplc="2E30657C">
+      <w:numFmt w:val="decimal"/>
+      <w:lvlText w:val=""/>
+      <w:lvlJc w:val="left"/>
+    </w:lvl>
+    <w:lvl w:ilvl="3" w:tplc="A7923100">
+      <w:numFmt w:val="decimal"/>
+      <w:lvlText w:val=""/>
+      <w:lvlJc w:val="left"/>
+    </w:lvl>
+    <w:lvl w:ilvl="4" w:tplc="5C3E381C">
+      <w:numFmt w:val="decimal"/>
+      <w:lvlText w:val=""/>
+      <w:lvlJc w:val="left"/>
+    </w:lvl>
+    <w:lvl w:ilvl="5" w:tplc="1B0AD1C6">
+      <w:numFmt w:val="decimal"/>
+      <w:lvlText w:val=""/>
+      <w:lvlJc w:val="left"/>
+    </w:lvl>
+    <w:lvl w:ilvl="6" w:tplc="1366A260">
+      <w:numFmt w:val="decimal"/>
+      <w:lvlText w:val=""/>
+      <w:lvlJc w:val="left"/>
+    </w:lvl>
+    <w:lvl w:ilvl="7" w:tplc="E21033E0">
+      <w:numFmt w:val="decimal"/>
+      <w:lvlText w:val=""/>
+      <w:lvlJc w:val="left"/>
+    </w:lvl>
+    <w:lvl w:ilvl="8" w:tplc="996AF6DC">
+      <w:numFmt w:val="decimal"/>
+      <w:lvlText w:val=""/>
+      <w:lvlJc w:val="left"/>
+    </w:lvl>
+  </w:abstractNum>
+  <w:abstractNum w:abstractNumId="1" w15:restartNumberingAfterBreak="0">
+    <w:nsid w:val="73B54319"/>
+    <w:multiLevelType w:val="hybridMultilevel"/>
+    <w:tmpl w:val="B0A676AC"/>
+    <w:lvl w:ilvl="0" w:tplc="0E7895CA">
       <w:start w:val="1"/>
       <w:numFmt w:val="bullet"/>
       <w:lvlText w:val="●"/>
@@ -17595,7 +17649,7 @@
         <w:ind w:left="720" w:hanging="360"/>
       </w:pPr>
     </w:lvl>
-    <w:lvl w:ilvl="1" w:tplc="BBDEC9E4">
+    <w:lvl w:ilvl="1" w:tplc="D7A439AC">
       <w:start w:val="1"/>
       <w:numFmt w:val="bullet"/>
       <w:lvlText w:val="○"/>
@@ -17604,7 +17658,7 @@
         <w:ind w:left="1440" w:hanging="360"/>
       </w:pPr>
     </w:lvl>
-    <w:lvl w:ilvl="2" w:tplc="AB881C0E">
+    <w:lvl w:ilvl="2" w:tplc="D534C856">
       <w:start w:val="1"/>
       <w:numFmt w:val="bullet"/>
       <w:lvlText w:val="■"/>
@@ -17613,7 +17667,7 @@
         <w:ind w:left="2160" w:hanging="360"/>
       </w:pPr>
     </w:lvl>
-    <w:lvl w:ilvl="3" w:tplc="C3008A8C">
+    <w:lvl w:ilvl="3" w:tplc="0DE68B40">
       <w:start w:val="1"/>
       <w:numFmt w:val="bullet"/>
       <w:lvlText w:val="●"/>
@@ -17622,7 +17676,7 @@
         <w:ind w:left="2880" w:hanging="360"/>
       </w:pPr>
     </w:lvl>
-    <w:lvl w:ilvl="4" w:tplc="880A6974">
+    <w:lvl w:ilvl="4" w:tplc="99F2698E">
       <w:start w:val="1"/>
       <w:numFmt w:val="bullet"/>
       <w:lvlText w:val="○"/>
@@ -17631,7 +17685,7 @@
         <w:ind w:left="3600" w:hanging="360"/>
       </w:pPr>
     </w:lvl>
-    <w:lvl w:ilvl="5" w:tplc="E364F8AC">
+    <w:lvl w:ilvl="5" w:tplc="EEAE099E">
       <w:start w:val="1"/>
       <w:numFmt w:val="bullet"/>
       <w:lvlText w:val="■"/>
@@ -17640,7 +17694,7 @@
         <w:ind w:left="4320" w:hanging="360"/>
       </w:pPr>
     </w:lvl>
-    <w:lvl w:ilvl="6" w:tplc="8B1E5E42">
+    <w:lvl w:ilvl="6" w:tplc="70366BAA">
       <w:start w:val="1"/>
       <w:numFmt w:val="bullet"/>
       <w:lvlText w:val="●"/>
@@ -17649,7 +17703,7 @@
         <w:ind w:left="5040" w:hanging="360"/>
       </w:pPr>
     </w:lvl>
-    <w:lvl w:ilvl="7" w:tplc="A886BAB2">
+    <w:lvl w:ilvl="7" w:tplc="C6BE13EE">
       <w:start w:val="1"/>
       <w:numFmt w:val="bullet"/>
       <w:lvlText w:val="●"/>
@@ -17658,7 +17712,7 @@
         <w:ind w:left="5760" w:hanging="360"/>
       </w:pPr>
     </w:lvl>
-    <w:lvl w:ilvl="8" w:tplc="C6C2877C">
+    <w:lvl w:ilvl="8" w:tplc="D2BE47CC">
       <w:start w:val="1"/>
       <w:numFmt w:val="bullet"/>
       <w:lvlText w:val="●"/>
@@ -17668,65 +17722,11 @@
       </w:pPr>
     </w:lvl>
   </w:abstractNum>
-  <w:abstractNum w:abstractNumId="1" w15:restartNumberingAfterBreak="0">
-    <w:nsid w:val="63D24580"/>
+  <w:abstractNum w:abstractNumId="2" w15:restartNumberingAfterBreak="0">
+    <w:nsid w:val="73C76199"/>
     <w:multiLevelType w:val="hybridMultilevel"/>
-    <w:tmpl w:val="25DCEBE6"/>
-    <w:lvl w:ilvl="0" w:tplc="9A0A1BD6">
-      <w:start w:val="1"/>
-      <w:numFmt w:val="decimal"/>
-      <w:lvlText w:val="%1."/>
-      <w:lvlJc w:val="left"/>
-      <w:pPr>
-        <w:ind w:left="560" w:hanging="340"/>
-      </w:pPr>
-    </w:lvl>
-    <w:lvl w:ilvl="1" w:tplc="49CA4964">
-      <w:numFmt w:val="decimal"/>
-      <w:lvlText w:val=""/>
-      <w:lvlJc w:val="left"/>
-    </w:lvl>
-    <w:lvl w:ilvl="2" w:tplc="FB1CFEFC">
-      <w:numFmt w:val="decimal"/>
-      <w:lvlText w:val=""/>
-      <w:lvlJc w:val="left"/>
-    </w:lvl>
-    <w:lvl w:ilvl="3" w:tplc="CE22635C">
-      <w:numFmt w:val="decimal"/>
-      <w:lvlText w:val=""/>
-      <w:lvlJc w:val="left"/>
-    </w:lvl>
-    <w:lvl w:ilvl="4" w:tplc="42E268C8">
-      <w:numFmt w:val="decimal"/>
-      <w:lvlText w:val=""/>
-      <w:lvlJc w:val="left"/>
-    </w:lvl>
-    <w:lvl w:ilvl="5" w:tplc="5C2C7E7E">
-      <w:numFmt w:val="decimal"/>
-      <w:lvlText w:val=""/>
-      <w:lvlJc w:val="left"/>
-    </w:lvl>
-    <w:lvl w:ilvl="6" w:tplc="41E44E52">
-      <w:numFmt w:val="decimal"/>
-      <w:lvlText w:val=""/>
-      <w:lvlJc w:val="left"/>
-    </w:lvl>
-    <w:lvl w:ilvl="7" w:tplc="0E760286">
-      <w:numFmt w:val="decimal"/>
-      <w:lvlText w:val=""/>
-      <w:lvlJc w:val="left"/>
-    </w:lvl>
-    <w:lvl w:ilvl="8" w:tplc="226038C2">
-      <w:numFmt w:val="decimal"/>
-      <w:lvlText w:val=""/>
-      <w:lvlJc w:val="left"/>
-    </w:lvl>
-  </w:abstractNum>
-  <w:abstractNum w:abstractNumId="2" w15:restartNumberingAfterBreak="0">
-    <w:nsid w:val="64624C29"/>
-    <w:multiLevelType w:val="hybridMultilevel"/>
-    <w:tmpl w:val="EB74728E"/>
-    <w:lvl w:ilvl="0" w:tplc="2C54FF00">
+    <w:tmpl w:val="DB888878"/>
+    <w:lvl w:ilvl="0" w:tplc="0F520CC0">
       <w:start w:val="1"/>
       <w:numFmt w:val="bullet"/>
       <w:lvlText w:val="•"/>
@@ -17735,54 +17735,54 @@
         <w:ind w:left="560" w:hanging="280"/>
       </w:pPr>
     </w:lvl>
-    <w:lvl w:ilvl="1" w:tplc="293C680C">
+    <w:lvl w:ilvl="1" w:tplc="A064A3DC">
       <w:numFmt w:val="decimal"/>
       <w:lvlText w:val=""/>
       <w:lvlJc w:val="left"/>
     </w:lvl>
-    <w:lvl w:ilvl="2" w:tplc="2E167678">
+    <w:lvl w:ilvl="2" w:tplc="BE5A266E">
       <w:numFmt w:val="decimal"/>
       <w:lvlText w:val=""/>
       <w:lvlJc w:val="left"/>
     </w:lvl>
-    <w:lvl w:ilvl="3" w:tplc="7E587ADC">
+    <w:lvl w:ilvl="3" w:tplc="D5AE1736">
       <w:numFmt w:val="decimal"/>
       <w:lvlText w:val=""/>
       <w:lvlJc w:val="left"/>
     </w:lvl>
-    <w:lvl w:ilvl="4" w:tplc="EEC6C7EE">
+    <w:lvl w:ilvl="4" w:tplc="E0C0AE98">
       <w:numFmt w:val="decimal"/>
       <w:lvlText w:val=""/>
       <w:lvlJc w:val="left"/>
     </w:lvl>
-    <w:lvl w:ilvl="5" w:tplc="791E051A">
+    <w:lvl w:ilvl="5" w:tplc="9FB8EE68">
       <w:numFmt w:val="decimal"/>
       <w:lvlText w:val=""/>
       <w:lvlJc w:val="left"/>
     </w:lvl>
-    <w:lvl w:ilvl="6" w:tplc="2E5C0FBC">
+    <w:lvl w:ilvl="6" w:tplc="9EEC6738">
       <w:numFmt w:val="decimal"/>
       <w:lvlText w:val=""/>
       <w:lvlJc w:val="left"/>
     </w:lvl>
-    <w:lvl w:ilvl="7" w:tplc="12B063A0">
+    <w:lvl w:ilvl="7" w:tplc="5406C1A0">
       <w:numFmt w:val="decimal"/>
       <w:lvlText w:val=""/>
       <w:lvlJc w:val="left"/>
     </w:lvl>
-    <w:lvl w:ilvl="8" w:tplc="7690E162">
+    <w:lvl w:ilvl="8" w:tplc="CDDC00DE">
       <w:numFmt w:val="decimal"/>
       <w:lvlText w:val=""/>
       <w:lvlJc w:val="left"/>
     </w:lvl>
   </w:abstractNum>
-  <w:num w:numId="1" w16cid:durableId="1694918022">
-    <w:abstractNumId w:val="0"/>
+  <w:num w:numId="1" w16cid:durableId="426581986">
+    <w:abstractNumId w:val="1"/>
     <w:lvlOverride w:ilvl="0">
       <w:startOverride w:val="1"/>
     </w:lvlOverride>
   </w:num>
-  <w:num w:numId="2" w16cid:durableId="629016047">
+  <w:num w:numId="2" w16cid:durableId="1548490031">
     <w:abstractNumId w:val="2"/>
     <w:lvlOverride w:ilvl="0">
       <w:startOverride w:val="1"/>
@@ -18375,7 +18375,7 @@
     <w:autoRedefine/>
     <w:uiPriority w:val="39"/>
     <w:unhideWhenUsed/>
-    <w:rsid w:val="00CD02EE"/>
+    <w:rsid w:val="00984989"/>
     <w:pPr>
       <w:spacing w:after="100"/>
     </w:pPr>

--- a/public/documentos/ALC-02-enunciado-del-alcance-del-proyecto.docx
+++ b/public/documentos/ALC-02-enunciado-del-alcance-del-proyecto.docx
@@ -52,7 +52,7 @@
                 <w:noProof/>
               </w:rPr>
               <w:drawing>
-                <wp:inline distT="0" distB="0" distL="0" distR="0" wp14:anchorId="19D2B4AB" wp14:editId="4369BA38">
+                <wp:inline distT="0" distB="0" distL="0" distR="0" wp14:anchorId="7116CC3A" wp14:editId="12A5B2C0">
                   <wp:extent cx="990600" cy="990600"/>
                   <wp:effectExtent l="0" t="0" r="0" b="0"/>
                   <wp:docPr id="1" name="Imagen 1"/>
@@ -171,10 +171,10 @@
                 <w:noProof/>
               </w:rPr>
               <w:drawing>
-                <wp:inline distT="0" distB="0" distL="0" distR="0" wp14:anchorId="4A19D5BA" wp14:editId="5C29232D">
+                <wp:inline distT="0" distB="0" distL="0" distR="0" wp14:anchorId="79C735F4" wp14:editId="6A6DD969">
                   <wp:extent cx="800100" cy="800100"/>
                   <wp:effectExtent l="0" t="0" r="0" b="0"/>
-                  <wp:docPr id="687018348" name="Imagen 687018348"/>
+                  <wp:docPr id="831865305" name="Imagen 831865305"/>
                   <wp:cNvGraphicFramePr>
                     <a:graphicFrameLocks xmlns:a="http://schemas.openxmlformats.org/drawingml/2006/main" noChangeAspect="1"/>
                   </wp:cNvGraphicFramePr>
@@ -2867,7 +2867,7 @@
     <w:sdt>
       <w:sdtPr>
         <w:alias w:val="Contenido"/>
-        <w:id w:val="-1638561190"/>
+        <w:id w:val="2116931049"/>
       </w:sdtPr>
       <w:sdtEndPr/>
       <w:sdtContent>
@@ -2893,7 +2893,7 @@
           <w:r>
             <w:fldChar w:fldCharType="separate"/>
           </w:r>
-          <w:hyperlink w:anchor="_Toc242540384" w:history="1">
+          <w:hyperlink w:anchor="_Toc242543464" w:history="1">
             <w:r>
               <w:rPr>
                 <w:rStyle w:val="Hipervnculo"/>
@@ -2917,7 +2917,7 @@
               <w:rPr>
                 <w:noProof/>
               </w:rPr>
-              <w:instrText xml:space="preserve"> PAGEREF _Toc242540384 \h </w:instrText>
+              <w:instrText xml:space="preserve"> PAGEREF _Toc242543464 \h </w:instrText>
             </w:r>
             <w:r>
               <w:rPr>
@@ -2957,7 +2957,7 @@
               <w14:ligatures w14:val="standardContextual"/>
             </w:rPr>
           </w:pPr>
-          <w:hyperlink w:anchor="_Toc242540385" w:history="1">
+          <w:hyperlink w:anchor="_Toc242543465" w:history="1">
             <w:r>
               <w:rPr>
                 <w:rStyle w:val="Hipervnculo"/>
@@ -2981,7 +2981,7 @@
               <w:rPr>
                 <w:noProof/>
               </w:rPr>
-              <w:instrText xml:space="preserve"> PAGEREF _Toc242540385 \h </w:instrText>
+              <w:instrText xml:space="preserve"> PAGEREF _Toc242543465 \h </w:instrText>
             </w:r>
             <w:r>
               <w:rPr>
@@ -3021,7 +3021,7 @@
               <w14:ligatures w14:val="standardContextual"/>
             </w:rPr>
           </w:pPr>
-          <w:hyperlink w:anchor="_Toc242540386" w:history="1">
+          <w:hyperlink w:anchor="_Toc242543466" w:history="1">
             <w:r>
               <w:rPr>
                 <w:rStyle w:val="Hipervnculo"/>
@@ -3045,7 +3045,7 @@
               <w:rPr>
                 <w:noProof/>
               </w:rPr>
-              <w:instrText xml:space="preserve"> PAGEREF _Toc242540386 \h </w:instrText>
+              <w:instrText xml:space="preserve"> PAGEREF _Toc242543466 \h </w:instrText>
             </w:r>
             <w:r>
               <w:rPr>
@@ -3085,7 +3085,7 @@
               <w14:ligatures w14:val="standardContextual"/>
             </w:rPr>
           </w:pPr>
-          <w:hyperlink w:anchor="_Toc242540387" w:history="1">
+          <w:hyperlink w:anchor="_Toc242543467" w:history="1">
             <w:r>
               <w:rPr>
                 <w:rStyle w:val="Hipervnculo"/>
@@ -3109,7 +3109,7 @@
               <w:rPr>
                 <w:noProof/>
               </w:rPr>
-              <w:instrText xml:space="preserve"> PAGEREF _Toc242540387 \h </w:instrText>
+              <w:instrText xml:space="preserve"> PAGEREF _Toc242543467 \h </w:instrText>
             </w:r>
             <w:r>
               <w:rPr>
@@ -3149,7 +3149,7 @@
               <w14:ligatures w14:val="standardContextual"/>
             </w:rPr>
           </w:pPr>
-          <w:hyperlink w:anchor="_Toc242540388" w:history="1">
+          <w:hyperlink w:anchor="_Toc242543468" w:history="1">
             <w:r>
               <w:rPr>
                 <w:rStyle w:val="Hipervnculo"/>
@@ -3173,7 +3173,7 @@
               <w:rPr>
                 <w:noProof/>
               </w:rPr>
-              <w:instrText xml:space="preserve"> PAGEREF _Toc242540388 \h </w:instrText>
+              <w:instrText xml:space="preserve"> PAGEREF _Toc242543468 \h </w:instrText>
             </w:r>
             <w:r>
               <w:rPr>
@@ -3213,7 +3213,7 @@
               <w14:ligatures w14:val="standardContextual"/>
             </w:rPr>
           </w:pPr>
-          <w:hyperlink w:anchor="_Toc242540389" w:history="1">
+          <w:hyperlink w:anchor="_Toc242543469" w:history="1">
             <w:r>
               <w:rPr>
                 <w:rStyle w:val="Hipervnculo"/>
@@ -3237,7 +3237,7 @@
               <w:rPr>
                 <w:noProof/>
               </w:rPr>
-              <w:instrText xml:space="preserve"> PAGEREF _Toc242540389 \h </w:instrText>
+              <w:instrText xml:space="preserve"> PAGEREF _Toc242543469 \h </w:instrText>
             </w:r>
             <w:r>
               <w:rPr>
@@ -3277,7 +3277,7 @@
               <w14:ligatures w14:val="standardContextual"/>
             </w:rPr>
           </w:pPr>
-          <w:hyperlink w:anchor="_Toc242540390" w:history="1">
+          <w:hyperlink w:anchor="_Toc242543470" w:history="1">
             <w:r>
               <w:rPr>
                 <w:rStyle w:val="Hipervnculo"/>
@@ -3301,7 +3301,7 @@
               <w:rPr>
                 <w:noProof/>
               </w:rPr>
-              <w:instrText xml:space="preserve"> PAGEREF _Toc242540390 \h </w:instrText>
+              <w:instrText xml:space="preserve"> PAGEREF _Toc242543470 \h </w:instrText>
             </w:r>
             <w:r>
               <w:rPr>
@@ -3341,7 +3341,7 @@
               <w14:ligatures w14:val="standardContextual"/>
             </w:rPr>
           </w:pPr>
-          <w:hyperlink w:anchor="_Toc242540391" w:history="1">
+          <w:hyperlink w:anchor="_Toc242543471" w:history="1">
             <w:r>
               <w:rPr>
                 <w:rStyle w:val="Hipervnculo"/>
@@ -3365,7 +3365,7 @@
               <w:rPr>
                 <w:noProof/>
               </w:rPr>
-              <w:instrText xml:space="preserve"> PAGEREF _Toc242540391 \h </w:instrText>
+              <w:instrText xml:space="preserve"> PAGEREF _Toc242543471 \h </w:instrText>
             </w:r>
             <w:r>
               <w:rPr>
@@ -3415,7 +3415,7 @@
       <w:pPr>
         <w:pStyle w:val="Ttulo1"/>
       </w:pPr>
-      <w:bookmarkStart w:id="0" w:name="_Toc242540384"/>
+      <w:bookmarkStart w:id="0" w:name="_Toc242543464"/>
       <w:r>
         <w:lastRenderedPageBreak/>
         <w:t>1. Descripción del producto</w:t>
@@ -3706,7 +3706,7 @@
       <w:pPr>
         <w:pStyle w:val="Ttulo1"/>
       </w:pPr>
-      <w:bookmarkStart w:id="1" w:name="_Toc242540385"/>
+      <w:bookmarkStart w:id="1" w:name="_Toc242543465"/>
       <w:r>
         <w:t>2. Entregables del producto</w:t>
       </w:r>
@@ -5543,7 +5543,7 @@
       <w:pPr>
         <w:pStyle w:val="Ttulo1"/>
       </w:pPr>
-      <w:bookmarkStart w:id="2" w:name="_Toc242540386"/>
+      <w:bookmarkStart w:id="2" w:name="_Toc242543466"/>
       <w:r>
         <w:t>3. Requisitos que cubre el alcance</w:t>
       </w:r>
@@ -9998,7 +9998,7 @@
       <w:pPr>
         <w:pStyle w:val="Ttulo1"/>
       </w:pPr>
-      <w:bookmarkStart w:id="3" w:name="_Toc242540387"/>
+      <w:bookmarkStart w:id="3" w:name="_Toc242543467"/>
       <w:r>
         <w:t>4. Criterios de aceptación del producto</w:t>
       </w:r>
@@ -10678,7 +10678,7 @@
       <w:pPr>
         <w:pStyle w:val="Ttulo1"/>
       </w:pPr>
-      <w:bookmarkStart w:id="4" w:name="_Toc242540388"/>
+      <w:bookmarkStart w:id="4" w:name="_Toc242543468"/>
       <w:r>
         <w:t>5. Dentro y fuera del alcance</w:t>
       </w:r>
@@ -10979,7 +10979,7 @@
       <w:pPr>
         <w:pStyle w:val="Ttulo1"/>
       </w:pPr>
-      <w:bookmarkStart w:id="5" w:name="_Toc242540389"/>
+      <w:bookmarkStart w:id="5" w:name="_Toc242543469"/>
       <w:r>
         <w:t>6. Estructura de desglose del trabajo</w:t>
       </w:r>
@@ -15561,7 +15561,7 @@
       <w:pPr>
         <w:pStyle w:val="Ttulo1"/>
       </w:pPr>
-      <w:bookmarkStart w:id="6" w:name="_Toc242540390"/>
+      <w:bookmarkStart w:id="6" w:name="_Toc242543470"/>
       <w:r>
         <w:t>7. Supuestos y restricciones</w:t>
       </w:r>
@@ -15706,7 +15706,7 @@
       <w:pPr>
         <w:pStyle w:val="Ttulo1"/>
       </w:pPr>
-      <w:bookmarkStart w:id="7" w:name="_Toc242540391"/>
+      <w:bookmarkStart w:id="7" w:name="_Toc242543471"/>
       <w:r>
         <w:t>8. Cambios respecto de la versión 2</w:t>
       </w:r>
@@ -17583,64 +17583,10 @@
 <file path=word/numbering.xml><?xml version="1.0" encoding="utf-8"?>
 <w:numbering xmlns:wpc="http://schemas.microsoft.com/office/word/2010/wordprocessingCanvas" xmlns:cx="http://schemas.microsoft.com/office/drawing/2014/chartex" xmlns:cx1="http://schemas.microsoft.com/office/drawing/2015/9/8/chartex" xmlns:cx2="http://schemas.microsoft.com/office/drawing/2015/10/21/chartex" xmlns:cx3="http://schemas.microsoft.com/office/drawing/2016/5/9/chartex" xmlns:cx4="http://schemas.microsoft.com/office/drawing/2016/5/10/chartex" xmlns:cx5="http://schemas.microsoft.com/office/drawing/2016/5/11/chartex" xmlns:cx6="http://schemas.microsoft.com/office/drawing/2016/5/12/chartex" xmlns:cx7="http://schemas.microsoft.com/office/drawing/2016/5/13/chartex" xmlns:cx8="http://schemas.microsoft.com/office/drawing/2016/5/14/chartex" xmlns:mc="http://schemas.openxmlformats.org/markup-compatibility/2006" xmlns:aink="http://schemas.microsoft.com/office/drawing/2016/ink" xmlns:am3d="http://schemas.microsoft.com/office/drawing/2017/model3d" xmlns:o="urn:schemas-microsoft-com:office:office" xmlns:oel="http://schemas.microsoft.com/office/2019/extlst" xmlns:r="http://schemas.openxmlformats.org/officeDocument/2006/relationships" xmlns:m="http://schemas.openxmlformats.org/officeDocument/2006/math" xmlns:v="urn:schemas-microsoft-com:vml" xmlns:wp14="http://schemas.microsoft.com/office/word/2010/wordprocessingDrawing" xmlns:wp="http://schemas.openxmlformats.org/drawingml/2006/wordprocessingDrawing" xmlns:w10="urn:schemas-microsoft-com:office:word" xmlns:w="http://schemas.openxmlformats.org/wordprocessingml/2006/main" xmlns:w14="http://schemas.microsoft.com/office/word/2010/wordml" xmlns:w15="http://schemas.microsoft.com/office/word/2012/wordml" xmlns:w16cex="http://schemas.microsoft.com/office/word/2018/wordml/cex" xmlns:w16cid="http://schemas.microsoft.com/office/word/2016/wordml/cid" xmlns:w16="http://schemas.microsoft.com/office/word/2018/wordml" xmlns:w16du="http://schemas.microsoft.com/office/word/2023/wordml/word16du" xmlns:w16sdtdh="http://schemas.microsoft.com/office/word/2020/wordml/sdtdatahash" xmlns:w16sdtfl="http://schemas.microsoft.com/office/word/2024/wordml/sdtformatlock" xmlns:w16se="http://schemas.microsoft.com/office/word/2015/wordml/symex" xmlns:wpg="http://schemas.microsoft.com/office/word/2010/wordprocessingGroup" xmlns:wpi="http://schemas.microsoft.com/office/word/2010/wordprocessingInk" xmlns:wne="http://schemas.microsoft.com/office/word/2006/wordml" xmlns:wps="http://schemas.microsoft.com/office/word/2010/wordprocessingShape" mc:Ignorable="w14 w15 w16se w16cid w16 w16cex w16sdtdh w16sdtfl w16du wp14">
   <w:abstractNum w:abstractNumId="0" w15:restartNumberingAfterBreak="0">
-    <w:nsid w:val="6000363E"/>
+    <w:nsid w:val="1B4E4666"/>
     <w:multiLevelType w:val="hybridMultilevel"/>
-    <w:tmpl w:val="359E75DA"/>
-    <w:lvl w:ilvl="0" w:tplc="970C2180">
-      <w:start w:val="1"/>
-      <w:numFmt w:val="decimal"/>
-      <w:lvlText w:val="%1."/>
-      <w:lvlJc w:val="left"/>
-      <w:pPr>
-        <w:ind w:left="560" w:hanging="340"/>
-      </w:pPr>
-    </w:lvl>
-    <w:lvl w:ilvl="1" w:tplc="B1243EE4">
-      <w:numFmt w:val="decimal"/>
-      <w:lvlText w:val=""/>
-      <w:lvlJc w:val="left"/>
-    </w:lvl>
-    <w:lvl w:ilvl="2" w:tplc="2E30657C">
-      <w:numFmt w:val="decimal"/>
-      <w:lvlText w:val=""/>
-      <w:lvlJc w:val="left"/>
-    </w:lvl>
-    <w:lvl w:ilvl="3" w:tplc="A7923100">
-      <w:numFmt w:val="decimal"/>
-      <w:lvlText w:val=""/>
-      <w:lvlJc w:val="left"/>
-    </w:lvl>
-    <w:lvl w:ilvl="4" w:tplc="5C3E381C">
-      <w:numFmt w:val="decimal"/>
-      <w:lvlText w:val=""/>
-      <w:lvlJc w:val="left"/>
-    </w:lvl>
-    <w:lvl w:ilvl="5" w:tplc="1B0AD1C6">
-      <w:numFmt w:val="decimal"/>
-      <w:lvlText w:val=""/>
-      <w:lvlJc w:val="left"/>
-    </w:lvl>
-    <w:lvl w:ilvl="6" w:tplc="1366A260">
-      <w:numFmt w:val="decimal"/>
-      <w:lvlText w:val=""/>
-      <w:lvlJc w:val="left"/>
-    </w:lvl>
-    <w:lvl w:ilvl="7" w:tplc="E21033E0">
-      <w:numFmt w:val="decimal"/>
-      <w:lvlText w:val=""/>
-      <w:lvlJc w:val="left"/>
-    </w:lvl>
-    <w:lvl w:ilvl="8" w:tplc="996AF6DC">
-      <w:numFmt w:val="decimal"/>
-      <w:lvlText w:val=""/>
-      <w:lvlJc w:val="left"/>
-    </w:lvl>
-  </w:abstractNum>
-  <w:abstractNum w:abstractNumId="1" w15:restartNumberingAfterBreak="0">
-    <w:nsid w:val="73B54319"/>
-    <w:multiLevelType w:val="hybridMultilevel"/>
-    <w:tmpl w:val="B0A676AC"/>
-    <w:lvl w:ilvl="0" w:tplc="0E7895CA">
+    <w:tmpl w:val="DA0A6D0A"/>
+    <w:lvl w:ilvl="0" w:tplc="88C0D8CE">
       <w:start w:val="1"/>
       <w:numFmt w:val="bullet"/>
       <w:lvlText w:val="●"/>
@@ -17649,7 +17595,7 @@
         <w:ind w:left="720" w:hanging="360"/>
       </w:pPr>
     </w:lvl>
-    <w:lvl w:ilvl="1" w:tplc="D7A439AC">
+    <w:lvl w:ilvl="1" w:tplc="127A0EDC">
       <w:start w:val="1"/>
       <w:numFmt w:val="bullet"/>
       <w:lvlText w:val="○"/>
@@ -17658,7 +17604,7 @@
         <w:ind w:left="1440" w:hanging="360"/>
       </w:pPr>
     </w:lvl>
-    <w:lvl w:ilvl="2" w:tplc="D534C856">
+    <w:lvl w:ilvl="2" w:tplc="7FE29AA2">
       <w:start w:val="1"/>
       <w:numFmt w:val="bullet"/>
       <w:lvlText w:val="■"/>
@@ -17667,7 +17613,7 @@
         <w:ind w:left="2160" w:hanging="360"/>
       </w:pPr>
     </w:lvl>
-    <w:lvl w:ilvl="3" w:tplc="0DE68B40">
+    <w:lvl w:ilvl="3" w:tplc="A2BC7286">
       <w:start w:val="1"/>
       <w:numFmt w:val="bullet"/>
       <w:lvlText w:val="●"/>
@@ -17676,7 +17622,7 @@
         <w:ind w:left="2880" w:hanging="360"/>
       </w:pPr>
     </w:lvl>
-    <w:lvl w:ilvl="4" w:tplc="99F2698E">
+    <w:lvl w:ilvl="4" w:tplc="0AF4A0A6">
       <w:start w:val="1"/>
       <w:numFmt w:val="bullet"/>
       <w:lvlText w:val="○"/>
@@ -17685,7 +17631,7 @@
         <w:ind w:left="3600" w:hanging="360"/>
       </w:pPr>
     </w:lvl>
-    <w:lvl w:ilvl="5" w:tplc="EEAE099E">
+    <w:lvl w:ilvl="5" w:tplc="83420A30">
       <w:start w:val="1"/>
       <w:numFmt w:val="bullet"/>
       <w:lvlText w:val="■"/>
@@ -17694,7 +17640,7 @@
         <w:ind w:left="4320" w:hanging="360"/>
       </w:pPr>
     </w:lvl>
-    <w:lvl w:ilvl="6" w:tplc="70366BAA">
+    <w:lvl w:ilvl="6" w:tplc="128AB7B4">
       <w:start w:val="1"/>
       <w:numFmt w:val="bullet"/>
       <w:lvlText w:val="●"/>
@@ -17703,7 +17649,7 @@
         <w:ind w:left="5040" w:hanging="360"/>
       </w:pPr>
     </w:lvl>
-    <w:lvl w:ilvl="7" w:tplc="C6BE13EE">
+    <w:lvl w:ilvl="7" w:tplc="1CAEB178">
       <w:start w:val="1"/>
       <w:numFmt w:val="bullet"/>
       <w:lvlText w:val="●"/>
@@ -17712,7 +17658,7 @@
         <w:ind w:left="5760" w:hanging="360"/>
       </w:pPr>
     </w:lvl>
-    <w:lvl w:ilvl="8" w:tplc="D2BE47CC">
+    <w:lvl w:ilvl="8" w:tplc="B73CF602">
       <w:start w:val="1"/>
       <w:numFmt w:val="bullet"/>
       <w:lvlText w:val="●"/>
@@ -17722,11 +17668,65 @@
       </w:pPr>
     </w:lvl>
   </w:abstractNum>
+  <w:abstractNum w:abstractNumId="1" w15:restartNumberingAfterBreak="0">
+    <w:nsid w:val="29C5143B"/>
+    <w:multiLevelType w:val="hybridMultilevel"/>
+    <w:tmpl w:val="96FE2B7A"/>
+    <w:lvl w:ilvl="0" w:tplc="639816C6">
+      <w:start w:val="1"/>
+      <w:numFmt w:val="decimal"/>
+      <w:lvlText w:val="%1."/>
+      <w:lvlJc w:val="left"/>
+      <w:pPr>
+        <w:ind w:left="560" w:hanging="340"/>
+      </w:pPr>
+    </w:lvl>
+    <w:lvl w:ilvl="1" w:tplc="02640568">
+      <w:numFmt w:val="decimal"/>
+      <w:lvlText w:val=""/>
+      <w:lvlJc w:val="left"/>
+    </w:lvl>
+    <w:lvl w:ilvl="2" w:tplc="B98A5960">
+      <w:numFmt w:val="decimal"/>
+      <w:lvlText w:val=""/>
+      <w:lvlJc w:val="left"/>
+    </w:lvl>
+    <w:lvl w:ilvl="3" w:tplc="4EF211D0">
+      <w:numFmt w:val="decimal"/>
+      <w:lvlText w:val=""/>
+      <w:lvlJc w:val="left"/>
+    </w:lvl>
+    <w:lvl w:ilvl="4" w:tplc="C4A8D5B4">
+      <w:numFmt w:val="decimal"/>
+      <w:lvlText w:val=""/>
+      <w:lvlJc w:val="left"/>
+    </w:lvl>
+    <w:lvl w:ilvl="5" w:tplc="EE9699A2">
+      <w:numFmt w:val="decimal"/>
+      <w:lvlText w:val=""/>
+      <w:lvlJc w:val="left"/>
+    </w:lvl>
+    <w:lvl w:ilvl="6" w:tplc="72D60A46">
+      <w:numFmt w:val="decimal"/>
+      <w:lvlText w:val=""/>
+      <w:lvlJc w:val="left"/>
+    </w:lvl>
+    <w:lvl w:ilvl="7" w:tplc="59CC71AA">
+      <w:numFmt w:val="decimal"/>
+      <w:lvlText w:val=""/>
+      <w:lvlJc w:val="left"/>
+    </w:lvl>
+    <w:lvl w:ilvl="8" w:tplc="E88CEBB2">
+      <w:numFmt w:val="decimal"/>
+      <w:lvlText w:val=""/>
+      <w:lvlJc w:val="left"/>
+    </w:lvl>
+  </w:abstractNum>
   <w:abstractNum w:abstractNumId="2" w15:restartNumberingAfterBreak="0">
-    <w:nsid w:val="73C76199"/>
+    <w:nsid w:val="30382231"/>
     <w:multiLevelType w:val="hybridMultilevel"/>
-    <w:tmpl w:val="DB888878"/>
-    <w:lvl w:ilvl="0" w:tplc="0F520CC0">
+    <w:tmpl w:val="E04074E8"/>
+    <w:lvl w:ilvl="0" w:tplc="4F84E05C">
       <w:start w:val="1"/>
       <w:numFmt w:val="bullet"/>
       <w:lvlText w:val="•"/>
@@ -17735,54 +17735,54 @@
         <w:ind w:left="560" w:hanging="280"/>
       </w:pPr>
     </w:lvl>
-    <w:lvl w:ilvl="1" w:tplc="A064A3DC">
+    <w:lvl w:ilvl="1" w:tplc="E6DAD266">
       <w:numFmt w:val="decimal"/>
       <w:lvlText w:val=""/>
       <w:lvlJc w:val="left"/>
     </w:lvl>
-    <w:lvl w:ilvl="2" w:tplc="BE5A266E">
+    <w:lvl w:ilvl="2" w:tplc="37D8E5AE">
       <w:numFmt w:val="decimal"/>
       <w:lvlText w:val=""/>
       <w:lvlJc w:val="left"/>
     </w:lvl>
-    <w:lvl w:ilvl="3" w:tplc="D5AE1736">
+    <w:lvl w:ilvl="3" w:tplc="EF3A2870">
       <w:numFmt w:val="decimal"/>
       <w:lvlText w:val=""/>
       <w:lvlJc w:val="left"/>
     </w:lvl>
-    <w:lvl w:ilvl="4" w:tplc="E0C0AE98">
+    <w:lvl w:ilvl="4" w:tplc="DC26203E">
       <w:numFmt w:val="decimal"/>
       <w:lvlText w:val=""/>
       <w:lvlJc w:val="left"/>
     </w:lvl>
-    <w:lvl w:ilvl="5" w:tplc="9FB8EE68">
+    <w:lvl w:ilvl="5" w:tplc="2DBAA7B4">
       <w:numFmt w:val="decimal"/>
       <w:lvlText w:val=""/>
       <w:lvlJc w:val="left"/>
     </w:lvl>
-    <w:lvl w:ilvl="6" w:tplc="9EEC6738">
+    <w:lvl w:ilvl="6" w:tplc="1A9A0B0E">
       <w:numFmt w:val="decimal"/>
       <w:lvlText w:val=""/>
       <w:lvlJc w:val="left"/>
     </w:lvl>
-    <w:lvl w:ilvl="7" w:tplc="5406C1A0">
+    <w:lvl w:ilvl="7" w:tplc="5366E9A8">
       <w:numFmt w:val="decimal"/>
       <w:lvlText w:val=""/>
       <w:lvlJc w:val="left"/>
     </w:lvl>
-    <w:lvl w:ilvl="8" w:tplc="CDDC00DE">
+    <w:lvl w:ilvl="8" w:tplc="701EA24C">
       <w:numFmt w:val="decimal"/>
       <w:lvlText w:val=""/>
       <w:lvlJc w:val="left"/>
     </w:lvl>
   </w:abstractNum>
-  <w:num w:numId="1" w16cid:durableId="426581986">
-    <w:abstractNumId w:val="1"/>
+  <w:num w:numId="1" w16cid:durableId="475100620">
+    <w:abstractNumId w:val="0"/>
     <w:lvlOverride w:ilvl="0">
       <w:startOverride w:val="1"/>
     </w:lvlOverride>
   </w:num>
-  <w:num w:numId="2" w16cid:durableId="1548490031">
+  <w:num w:numId="2" w16cid:durableId="1365057592">
     <w:abstractNumId w:val="2"/>
     <w:lvlOverride w:ilvl="0">
       <w:startOverride w:val="1"/>
@@ -18375,7 +18375,7 @@
     <w:autoRedefine/>
     <w:uiPriority w:val="39"/>
     <w:unhideWhenUsed/>
-    <w:rsid w:val="00984989"/>
+    <w:rsid w:val="00467B98"/>
     <w:pPr>
       <w:spacing w:after="100"/>
     </w:pPr>

--- a/public/documentos/ALC-02-enunciado-del-alcance-del-proyecto.docx
+++ b/public/documentos/ALC-02-enunciado-del-alcance-del-proyecto.docx
@@ -52,7 +52,7 @@
                 <w:noProof/>
               </w:rPr>
               <w:drawing>
-                <wp:inline distT="0" distB="0" distL="0" distR="0" wp14:anchorId="7116CC3A" wp14:editId="12A5B2C0">
+                <wp:inline distT="0" distB="0" distL="0" distR="0" wp14:anchorId="3FCCB750" wp14:editId="2BA16190">
                   <wp:extent cx="990600" cy="990600"/>
                   <wp:effectExtent l="0" t="0" r="0" b="0"/>
                   <wp:docPr id="1" name="Imagen 1"/>
@@ -171,10 +171,10 @@
                 <w:noProof/>
               </w:rPr>
               <w:drawing>
-                <wp:inline distT="0" distB="0" distL="0" distR="0" wp14:anchorId="79C735F4" wp14:editId="6A6DD969">
+                <wp:inline distT="0" distB="0" distL="0" distR="0" wp14:anchorId="6928A18F" wp14:editId="56CAD964">
                   <wp:extent cx="800100" cy="800100"/>
                   <wp:effectExtent l="0" t="0" r="0" b="0"/>
-                  <wp:docPr id="831865305" name="Imagen 831865305"/>
+                  <wp:docPr id="1149850800" name="Imagen 1149850800"/>
                   <wp:cNvGraphicFramePr>
                     <a:graphicFrameLocks xmlns:a="http://schemas.openxmlformats.org/drawingml/2006/main" noChangeAspect="1"/>
                   </wp:cNvGraphicFramePr>
@@ -2867,7 +2867,7 @@
     <w:sdt>
       <w:sdtPr>
         <w:alias w:val="Contenido"/>
-        <w:id w:val="2116931049"/>
+        <w:id w:val="-275406369"/>
       </w:sdtPr>
       <w:sdtEndPr/>
       <w:sdtContent>
@@ -2893,7 +2893,7 @@
           <w:r>
             <w:fldChar w:fldCharType="separate"/>
           </w:r>
-          <w:hyperlink w:anchor="_Toc242543464" w:history="1">
+          <w:hyperlink w:anchor="_Toc242545492" w:history="1">
             <w:r>
               <w:rPr>
                 <w:rStyle w:val="Hipervnculo"/>
@@ -2917,7 +2917,7 @@
               <w:rPr>
                 <w:noProof/>
               </w:rPr>
-              <w:instrText xml:space="preserve"> PAGEREF _Toc242543464 \h </w:instrText>
+              <w:instrText xml:space="preserve"> PAGEREF _Toc242545492 \h </w:instrText>
             </w:r>
             <w:r>
               <w:rPr>
@@ -2957,7 +2957,7 @@
               <w14:ligatures w14:val="standardContextual"/>
             </w:rPr>
           </w:pPr>
-          <w:hyperlink w:anchor="_Toc242543465" w:history="1">
+          <w:hyperlink w:anchor="_Toc242545493" w:history="1">
             <w:r>
               <w:rPr>
                 <w:rStyle w:val="Hipervnculo"/>
@@ -2981,7 +2981,7 @@
               <w:rPr>
                 <w:noProof/>
               </w:rPr>
-              <w:instrText xml:space="preserve"> PAGEREF _Toc242543465 \h </w:instrText>
+              <w:instrText xml:space="preserve"> PAGEREF _Toc242545493 \h </w:instrText>
             </w:r>
             <w:r>
               <w:rPr>
@@ -3021,7 +3021,7 @@
               <w14:ligatures w14:val="standardContextual"/>
             </w:rPr>
           </w:pPr>
-          <w:hyperlink w:anchor="_Toc242543466" w:history="1">
+          <w:hyperlink w:anchor="_Toc242545494" w:history="1">
             <w:r>
               <w:rPr>
                 <w:rStyle w:val="Hipervnculo"/>
@@ -3045,7 +3045,7 @@
               <w:rPr>
                 <w:noProof/>
               </w:rPr>
-              <w:instrText xml:space="preserve"> PAGEREF _Toc242543466 \h </w:instrText>
+              <w:instrText xml:space="preserve"> PAGEREF _Toc242545494 \h </w:instrText>
             </w:r>
             <w:r>
               <w:rPr>
@@ -3085,7 +3085,7 @@
               <w14:ligatures w14:val="standardContextual"/>
             </w:rPr>
           </w:pPr>
-          <w:hyperlink w:anchor="_Toc242543467" w:history="1">
+          <w:hyperlink w:anchor="_Toc242545495" w:history="1">
             <w:r>
               <w:rPr>
                 <w:rStyle w:val="Hipervnculo"/>
@@ -3109,7 +3109,7 @@
               <w:rPr>
                 <w:noProof/>
               </w:rPr>
-              <w:instrText xml:space="preserve"> PAGEREF _Toc242543467 \h </w:instrText>
+              <w:instrText xml:space="preserve"> PAGEREF _Toc242545495 \h </w:instrText>
             </w:r>
             <w:r>
               <w:rPr>
@@ -3149,7 +3149,7 @@
               <w14:ligatures w14:val="standardContextual"/>
             </w:rPr>
           </w:pPr>
-          <w:hyperlink w:anchor="_Toc242543468" w:history="1">
+          <w:hyperlink w:anchor="_Toc242545496" w:history="1">
             <w:r>
               <w:rPr>
                 <w:rStyle w:val="Hipervnculo"/>
@@ -3173,7 +3173,7 @@
               <w:rPr>
                 <w:noProof/>
               </w:rPr>
-              <w:instrText xml:space="preserve"> PAGEREF _Toc242543468 \h </w:instrText>
+              <w:instrText xml:space="preserve"> PAGEREF _Toc242545496 \h </w:instrText>
             </w:r>
             <w:r>
               <w:rPr>
@@ -3213,7 +3213,7 @@
               <w14:ligatures w14:val="standardContextual"/>
             </w:rPr>
           </w:pPr>
-          <w:hyperlink w:anchor="_Toc242543469" w:history="1">
+          <w:hyperlink w:anchor="_Toc242545497" w:history="1">
             <w:r>
               <w:rPr>
                 <w:rStyle w:val="Hipervnculo"/>
@@ -3237,7 +3237,7 @@
               <w:rPr>
                 <w:noProof/>
               </w:rPr>
-              <w:instrText xml:space="preserve"> PAGEREF _Toc242543469 \h </w:instrText>
+              <w:instrText xml:space="preserve"> PAGEREF _Toc242545497 \h </w:instrText>
             </w:r>
             <w:r>
               <w:rPr>
@@ -3277,7 +3277,7 @@
               <w14:ligatures w14:val="standardContextual"/>
             </w:rPr>
           </w:pPr>
-          <w:hyperlink w:anchor="_Toc242543470" w:history="1">
+          <w:hyperlink w:anchor="_Toc242545498" w:history="1">
             <w:r>
               <w:rPr>
                 <w:rStyle w:val="Hipervnculo"/>
@@ -3301,7 +3301,7 @@
               <w:rPr>
                 <w:noProof/>
               </w:rPr>
-              <w:instrText xml:space="preserve"> PAGEREF _Toc242543470 \h </w:instrText>
+              <w:instrText xml:space="preserve"> PAGEREF _Toc242545498 \h </w:instrText>
             </w:r>
             <w:r>
               <w:rPr>
@@ -3341,7 +3341,7 @@
               <w14:ligatures w14:val="standardContextual"/>
             </w:rPr>
           </w:pPr>
-          <w:hyperlink w:anchor="_Toc242543471" w:history="1">
+          <w:hyperlink w:anchor="_Toc242545499" w:history="1">
             <w:r>
               <w:rPr>
                 <w:rStyle w:val="Hipervnculo"/>
@@ -3365,7 +3365,7 @@
               <w:rPr>
                 <w:noProof/>
               </w:rPr>
-              <w:instrText xml:space="preserve"> PAGEREF _Toc242543471 \h </w:instrText>
+              <w:instrText xml:space="preserve"> PAGEREF _Toc242545499 \h </w:instrText>
             </w:r>
             <w:r>
               <w:rPr>
@@ -3415,7 +3415,7 @@
       <w:pPr>
         <w:pStyle w:val="Ttulo1"/>
       </w:pPr>
-      <w:bookmarkStart w:id="0" w:name="_Toc242543464"/>
+      <w:bookmarkStart w:id="0" w:name="_Toc242545492"/>
       <w:r>
         <w:lastRenderedPageBreak/>
         <w:t>1. Descripción del producto</w:t>
@@ -3706,7 +3706,7 @@
       <w:pPr>
         <w:pStyle w:val="Ttulo1"/>
       </w:pPr>
-      <w:bookmarkStart w:id="1" w:name="_Toc242543465"/>
+      <w:bookmarkStart w:id="1" w:name="_Toc242545493"/>
       <w:r>
         <w:t>2. Entregables del producto</w:t>
       </w:r>
@@ -5543,7 +5543,7 @@
       <w:pPr>
         <w:pStyle w:val="Ttulo1"/>
       </w:pPr>
-      <w:bookmarkStart w:id="2" w:name="_Toc242543466"/>
+      <w:bookmarkStart w:id="2" w:name="_Toc242545494"/>
       <w:r>
         <w:t>3. Requisitos que cubre el alcance</w:t>
       </w:r>
@@ -9998,7 +9998,7 @@
       <w:pPr>
         <w:pStyle w:val="Ttulo1"/>
       </w:pPr>
-      <w:bookmarkStart w:id="3" w:name="_Toc242543467"/>
+      <w:bookmarkStart w:id="3" w:name="_Toc242545495"/>
       <w:r>
         <w:t>4. Criterios de aceptación del producto</w:t>
       </w:r>
@@ -10678,7 +10678,7 @@
       <w:pPr>
         <w:pStyle w:val="Ttulo1"/>
       </w:pPr>
-      <w:bookmarkStart w:id="4" w:name="_Toc242543468"/>
+      <w:bookmarkStart w:id="4" w:name="_Toc242545496"/>
       <w:r>
         <w:t>5. Dentro y fuera del alcance</w:t>
       </w:r>
@@ -10979,7 +10979,7 @@
       <w:pPr>
         <w:pStyle w:val="Ttulo1"/>
       </w:pPr>
-      <w:bookmarkStart w:id="5" w:name="_Toc242543469"/>
+      <w:bookmarkStart w:id="5" w:name="_Toc242545497"/>
       <w:r>
         <w:t>6. Estructura de desglose del trabajo</w:t>
       </w:r>
@@ -15561,7 +15561,7 @@
       <w:pPr>
         <w:pStyle w:val="Ttulo1"/>
       </w:pPr>
-      <w:bookmarkStart w:id="6" w:name="_Toc242543470"/>
+      <w:bookmarkStart w:id="6" w:name="_Toc242545498"/>
       <w:r>
         <w:t>7. Supuestos y restricciones</w:t>
       </w:r>
@@ -15706,7 +15706,7 @@
       <w:pPr>
         <w:pStyle w:val="Ttulo1"/>
       </w:pPr>
-      <w:bookmarkStart w:id="7" w:name="_Toc242543471"/>
+      <w:bookmarkStart w:id="7" w:name="_Toc242545499"/>
       <w:r>
         <w:t>8. Cambios respecto de la versión 2</w:t>
       </w:r>
@@ -17583,10 +17583,118 @@
 <file path=word/numbering.xml><?xml version="1.0" encoding="utf-8"?>
 <w:numbering xmlns:wpc="http://schemas.microsoft.com/office/word/2010/wordprocessingCanvas" xmlns:cx="http://schemas.microsoft.com/office/drawing/2014/chartex" xmlns:cx1="http://schemas.microsoft.com/office/drawing/2015/9/8/chartex" xmlns:cx2="http://schemas.microsoft.com/office/drawing/2015/10/21/chartex" xmlns:cx3="http://schemas.microsoft.com/office/drawing/2016/5/9/chartex" xmlns:cx4="http://schemas.microsoft.com/office/drawing/2016/5/10/chartex" xmlns:cx5="http://schemas.microsoft.com/office/drawing/2016/5/11/chartex" xmlns:cx6="http://schemas.microsoft.com/office/drawing/2016/5/12/chartex" xmlns:cx7="http://schemas.microsoft.com/office/drawing/2016/5/13/chartex" xmlns:cx8="http://schemas.microsoft.com/office/drawing/2016/5/14/chartex" xmlns:mc="http://schemas.openxmlformats.org/markup-compatibility/2006" xmlns:aink="http://schemas.microsoft.com/office/drawing/2016/ink" xmlns:am3d="http://schemas.microsoft.com/office/drawing/2017/model3d" xmlns:o="urn:schemas-microsoft-com:office:office" xmlns:oel="http://schemas.microsoft.com/office/2019/extlst" xmlns:r="http://schemas.openxmlformats.org/officeDocument/2006/relationships" xmlns:m="http://schemas.openxmlformats.org/officeDocument/2006/math" xmlns:v="urn:schemas-microsoft-com:vml" xmlns:wp14="http://schemas.microsoft.com/office/word/2010/wordprocessingDrawing" xmlns:wp="http://schemas.openxmlformats.org/drawingml/2006/wordprocessingDrawing" xmlns:w10="urn:schemas-microsoft-com:office:word" xmlns:w="http://schemas.openxmlformats.org/wordprocessingml/2006/main" xmlns:w14="http://schemas.microsoft.com/office/word/2010/wordml" xmlns:w15="http://schemas.microsoft.com/office/word/2012/wordml" xmlns:w16cex="http://schemas.microsoft.com/office/word/2018/wordml/cex" xmlns:w16cid="http://schemas.microsoft.com/office/word/2016/wordml/cid" xmlns:w16="http://schemas.microsoft.com/office/word/2018/wordml" xmlns:w16du="http://schemas.microsoft.com/office/word/2023/wordml/word16du" xmlns:w16sdtdh="http://schemas.microsoft.com/office/word/2020/wordml/sdtdatahash" xmlns:w16sdtfl="http://schemas.microsoft.com/office/word/2024/wordml/sdtformatlock" xmlns:w16se="http://schemas.microsoft.com/office/word/2015/wordml/symex" xmlns:wpg="http://schemas.microsoft.com/office/word/2010/wordprocessingGroup" xmlns:wpi="http://schemas.microsoft.com/office/word/2010/wordprocessingInk" xmlns:wne="http://schemas.microsoft.com/office/word/2006/wordml" xmlns:wps="http://schemas.microsoft.com/office/word/2010/wordprocessingShape" mc:Ignorable="w14 w15 w16se w16cid w16 w16cex w16sdtdh w16sdtfl w16du wp14">
   <w:abstractNum w:abstractNumId="0" w15:restartNumberingAfterBreak="0">
-    <w:nsid w:val="1B4E4666"/>
+    <w:nsid w:val="1BC21361"/>
     <w:multiLevelType w:val="hybridMultilevel"/>
-    <w:tmpl w:val="DA0A6D0A"/>
-    <w:lvl w:ilvl="0" w:tplc="88C0D8CE">
+    <w:tmpl w:val="6BB2181A"/>
+    <w:lvl w:ilvl="0" w:tplc="2624B83C">
+      <w:start w:val="1"/>
+      <w:numFmt w:val="bullet"/>
+      <w:lvlText w:val="•"/>
+      <w:lvlJc w:val="left"/>
+      <w:pPr>
+        <w:ind w:left="560" w:hanging="280"/>
+      </w:pPr>
+    </w:lvl>
+    <w:lvl w:ilvl="1" w:tplc="7DF8FEE6">
+      <w:numFmt w:val="decimal"/>
+      <w:lvlText w:val=""/>
+      <w:lvlJc w:val="left"/>
+    </w:lvl>
+    <w:lvl w:ilvl="2" w:tplc="7B9A3768">
+      <w:numFmt w:val="decimal"/>
+      <w:lvlText w:val=""/>
+      <w:lvlJc w:val="left"/>
+    </w:lvl>
+    <w:lvl w:ilvl="3" w:tplc="F058F8AE">
+      <w:numFmt w:val="decimal"/>
+      <w:lvlText w:val=""/>
+      <w:lvlJc w:val="left"/>
+    </w:lvl>
+    <w:lvl w:ilvl="4" w:tplc="E0D61980">
+      <w:numFmt w:val="decimal"/>
+      <w:lvlText w:val=""/>
+      <w:lvlJc w:val="left"/>
+    </w:lvl>
+    <w:lvl w:ilvl="5" w:tplc="971EFCE0">
+      <w:numFmt w:val="decimal"/>
+      <w:lvlText w:val=""/>
+      <w:lvlJc w:val="left"/>
+    </w:lvl>
+    <w:lvl w:ilvl="6" w:tplc="A81CEC06">
+      <w:numFmt w:val="decimal"/>
+      <w:lvlText w:val=""/>
+      <w:lvlJc w:val="left"/>
+    </w:lvl>
+    <w:lvl w:ilvl="7" w:tplc="54B6509C">
+      <w:numFmt w:val="decimal"/>
+      <w:lvlText w:val=""/>
+      <w:lvlJc w:val="left"/>
+    </w:lvl>
+    <w:lvl w:ilvl="8" w:tplc="CD527F70">
+      <w:numFmt w:val="decimal"/>
+      <w:lvlText w:val=""/>
+      <w:lvlJc w:val="left"/>
+    </w:lvl>
+  </w:abstractNum>
+  <w:abstractNum w:abstractNumId="1" w15:restartNumberingAfterBreak="0">
+    <w:nsid w:val="521B1C6C"/>
+    <w:multiLevelType w:val="hybridMultilevel"/>
+    <w:tmpl w:val="437690FE"/>
+    <w:lvl w:ilvl="0" w:tplc="0DB06F66">
+      <w:start w:val="1"/>
+      <w:numFmt w:val="decimal"/>
+      <w:lvlText w:val="%1."/>
+      <w:lvlJc w:val="left"/>
+      <w:pPr>
+        <w:ind w:left="560" w:hanging="340"/>
+      </w:pPr>
+    </w:lvl>
+    <w:lvl w:ilvl="1" w:tplc="00E8330A">
+      <w:numFmt w:val="decimal"/>
+      <w:lvlText w:val=""/>
+      <w:lvlJc w:val="left"/>
+    </w:lvl>
+    <w:lvl w:ilvl="2" w:tplc="7E8087D6">
+      <w:numFmt w:val="decimal"/>
+      <w:lvlText w:val=""/>
+      <w:lvlJc w:val="left"/>
+    </w:lvl>
+    <w:lvl w:ilvl="3" w:tplc="8CE6F08E">
+      <w:numFmt w:val="decimal"/>
+      <w:lvlText w:val=""/>
+      <w:lvlJc w:val="left"/>
+    </w:lvl>
+    <w:lvl w:ilvl="4" w:tplc="11900D08">
+      <w:numFmt w:val="decimal"/>
+      <w:lvlText w:val=""/>
+      <w:lvlJc w:val="left"/>
+    </w:lvl>
+    <w:lvl w:ilvl="5" w:tplc="522E40E0">
+      <w:numFmt w:val="decimal"/>
+      <w:lvlText w:val=""/>
+      <w:lvlJc w:val="left"/>
+    </w:lvl>
+    <w:lvl w:ilvl="6" w:tplc="61FA1F7C">
+      <w:numFmt w:val="decimal"/>
+      <w:lvlText w:val=""/>
+      <w:lvlJc w:val="left"/>
+    </w:lvl>
+    <w:lvl w:ilvl="7" w:tplc="293E9212">
+      <w:numFmt w:val="decimal"/>
+      <w:lvlText w:val=""/>
+      <w:lvlJc w:val="left"/>
+    </w:lvl>
+    <w:lvl w:ilvl="8" w:tplc="64A8E5F8">
+      <w:numFmt w:val="decimal"/>
+      <w:lvlText w:val=""/>
+      <w:lvlJc w:val="left"/>
+    </w:lvl>
+  </w:abstractNum>
+  <w:abstractNum w:abstractNumId="2" w15:restartNumberingAfterBreak="0">
+    <w:nsid w:val="704F4E73"/>
+    <w:multiLevelType w:val="hybridMultilevel"/>
+    <w:tmpl w:val="CAB664E4"/>
+    <w:lvl w:ilvl="0" w:tplc="D7D6D58C">
       <w:start w:val="1"/>
       <w:numFmt w:val="bullet"/>
       <w:lvlText w:val="●"/>
@@ -17595,7 +17703,7 @@
         <w:ind w:left="720" w:hanging="360"/>
       </w:pPr>
     </w:lvl>
-    <w:lvl w:ilvl="1" w:tplc="127A0EDC">
+    <w:lvl w:ilvl="1" w:tplc="1AEE8020">
       <w:start w:val="1"/>
       <w:numFmt w:val="bullet"/>
       <w:lvlText w:val="○"/>
@@ -17604,7 +17712,7 @@
         <w:ind w:left="1440" w:hanging="360"/>
       </w:pPr>
     </w:lvl>
-    <w:lvl w:ilvl="2" w:tplc="7FE29AA2">
+    <w:lvl w:ilvl="2" w:tplc="F00EFBF0">
       <w:start w:val="1"/>
       <w:numFmt w:val="bullet"/>
       <w:lvlText w:val="■"/>
@@ -17613,7 +17721,7 @@
         <w:ind w:left="2160" w:hanging="360"/>
       </w:pPr>
     </w:lvl>
-    <w:lvl w:ilvl="3" w:tplc="A2BC7286">
+    <w:lvl w:ilvl="3" w:tplc="C9A69E92">
       <w:start w:val="1"/>
       <w:numFmt w:val="bullet"/>
       <w:lvlText w:val="●"/>
@@ -17622,7 +17730,7 @@
         <w:ind w:left="2880" w:hanging="360"/>
       </w:pPr>
     </w:lvl>
-    <w:lvl w:ilvl="4" w:tplc="0AF4A0A6">
+    <w:lvl w:ilvl="4" w:tplc="C47C73F2">
       <w:start w:val="1"/>
       <w:numFmt w:val="bullet"/>
       <w:lvlText w:val="○"/>
@@ -17631,7 +17739,7 @@
         <w:ind w:left="3600" w:hanging="360"/>
       </w:pPr>
     </w:lvl>
-    <w:lvl w:ilvl="5" w:tplc="83420A30">
+    <w:lvl w:ilvl="5" w:tplc="93302590">
       <w:start w:val="1"/>
       <w:numFmt w:val="bullet"/>
       <w:lvlText w:val="■"/>
@@ -17640,7 +17748,7 @@
         <w:ind w:left="4320" w:hanging="360"/>
       </w:pPr>
     </w:lvl>
-    <w:lvl w:ilvl="6" w:tplc="128AB7B4">
+    <w:lvl w:ilvl="6" w:tplc="4F78353C">
       <w:start w:val="1"/>
       <w:numFmt w:val="bullet"/>
       <w:lvlText w:val="●"/>
@@ -17649,7 +17757,7 @@
         <w:ind w:left="5040" w:hanging="360"/>
       </w:pPr>
     </w:lvl>
-    <w:lvl w:ilvl="7" w:tplc="1CAEB178">
+    <w:lvl w:ilvl="7" w:tplc="9ECA255C">
       <w:start w:val="1"/>
       <w:numFmt w:val="bullet"/>
       <w:lvlText w:val="●"/>
@@ -17658,7 +17766,7 @@
         <w:ind w:left="5760" w:hanging="360"/>
       </w:pPr>
     </w:lvl>
-    <w:lvl w:ilvl="8" w:tplc="B73CF602">
+    <w:lvl w:ilvl="8" w:tplc="910E30A4">
       <w:start w:val="1"/>
       <w:numFmt w:val="bullet"/>
       <w:lvlText w:val="●"/>
@@ -17668,122 +17776,14 @@
       </w:pPr>
     </w:lvl>
   </w:abstractNum>
-  <w:abstractNum w:abstractNumId="1" w15:restartNumberingAfterBreak="0">
-    <w:nsid w:val="29C5143B"/>
-    <w:multiLevelType w:val="hybridMultilevel"/>
-    <w:tmpl w:val="96FE2B7A"/>
-    <w:lvl w:ilvl="0" w:tplc="639816C6">
-      <w:start w:val="1"/>
-      <w:numFmt w:val="decimal"/>
-      <w:lvlText w:val="%1."/>
-      <w:lvlJc w:val="left"/>
-      <w:pPr>
-        <w:ind w:left="560" w:hanging="340"/>
-      </w:pPr>
-    </w:lvl>
-    <w:lvl w:ilvl="1" w:tplc="02640568">
-      <w:numFmt w:val="decimal"/>
-      <w:lvlText w:val=""/>
-      <w:lvlJc w:val="left"/>
-    </w:lvl>
-    <w:lvl w:ilvl="2" w:tplc="B98A5960">
-      <w:numFmt w:val="decimal"/>
-      <w:lvlText w:val=""/>
-      <w:lvlJc w:val="left"/>
-    </w:lvl>
-    <w:lvl w:ilvl="3" w:tplc="4EF211D0">
-      <w:numFmt w:val="decimal"/>
-      <w:lvlText w:val=""/>
-      <w:lvlJc w:val="left"/>
-    </w:lvl>
-    <w:lvl w:ilvl="4" w:tplc="C4A8D5B4">
-      <w:numFmt w:val="decimal"/>
-      <w:lvlText w:val=""/>
-      <w:lvlJc w:val="left"/>
-    </w:lvl>
-    <w:lvl w:ilvl="5" w:tplc="EE9699A2">
-      <w:numFmt w:val="decimal"/>
-      <w:lvlText w:val=""/>
-      <w:lvlJc w:val="left"/>
-    </w:lvl>
-    <w:lvl w:ilvl="6" w:tplc="72D60A46">
-      <w:numFmt w:val="decimal"/>
-      <w:lvlText w:val=""/>
-      <w:lvlJc w:val="left"/>
-    </w:lvl>
-    <w:lvl w:ilvl="7" w:tplc="59CC71AA">
-      <w:numFmt w:val="decimal"/>
-      <w:lvlText w:val=""/>
-      <w:lvlJc w:val="left"/>
-    </w:lvl>
-    <w:lvl w:ilvl="8" w:tplc="E88CEBB2">
-      <w:numFmt w:val="decimal"/>
-      <w:lvlText w:val=""/>
-      <w:lvlJc w:val="left"/>
-    </w:lvl>
-  </w:abstractNum>
-  <w:abstractNum w:abstractNumId="2" w15:restartNumberingAfterBreak="0">
-    <w:nsid w:val="30382231"/>
-    <w:multiLevelType w:val="hybridMultilevel"/>
-    <w:tmpl w:val="E04074E8"/>
-    <w:lvl w:ilvl="0" w:tplc="4F84E05C">
-      <w:start w:val="1"/>
-      <w:numFmt w:val="bullet"/>
-      <w:lvlText w:val="•"/>
-      <w:lvlJc w:val="left"/>
-      <w:pPr>
-        <w:ind w:left="560" w:hanging="280"/>
-      </w:pPr>
-    </w:lvl>
-    <w:lvl w:ilvl="1" w:tplc="E6DAD266">
-      <w:numFmt w:val="decimal"/>
-      <w:lvlText w:val=""/>
-      <w:lvlJc w:val="left"/>
-    </w:lvl>
-    <w:lvl w:ilvl="2" w:tplc="37D8E5AE">
-      <w:numFmt w:val="decimal"/>
-      <w:lvlText w:val=""/>
-      <w:lvlJc w:val="left"/>
-    </w:lvl>
-    <w:lvl w:ilvl="3" w:tplc="EF3A2870">
-      <w:numFmt w:val="decimal"/>
-      <w:lvlText w:val=""/>
-      <w:lvlJc w:val="left"/>
-    </w:lvl>
-    <w:lvl w:ilvl="4" w:tplc="DC26203E">
-      <w:numFmt w:val="decimal"/>
-      <w:lvlText w:val=""/>
-      <w:lvlJc w:val="left"/>
-    </w:lvl>
-    <w:lvl w:ilvl="5" w:tplc="2DBAA7B4">
-      <w:numFmt w:val="decimal"/>
-      <w:lvlText w:val=""/>
-      <w:lvlJc w:val="left"/>
-    </w:lvl>
-    <w:lvl w:ilvl="6" w:tplc="1A9A0B0E">
-      <w:numFmt w:val="decimal"/>
-      <w:lvlText w:val=""/>
-      <w:lvlJc w:val="left"/>
-    </w:lvl>
-    <w:lvl w:ilvl="7" w:tplc="5366E9A8">
-      <w:numFmt w:val="decimal"/>
-      <w:lvlText w:val=""/>
-      <w:lvlJc w:val="left"/>
-    </w:lvl>
-    <w:lvl w:ilvl="8" w:tplc="701EA24C">
-      <w:numFmt w:val="decimal"/>
-      <w:lvlText w:val=""/>
-      <w:lvlJc w:val="left"/>
-    </w:lvl>
-  </w:abstractNum>
-  <w:num w:numId="1" w16cid:durableId="475100620">
-    <w:abstractNumId w:val="0"/>
+  <w:num w:numId="1" w16cid:durableId="996618281">
+    <w:abstractNumId w:val="2"/>
     <w:lvlOverride w:ilvl="0">
       <w:startOverride w:val="1"/>
     </w:lvlOverride>
   </w:num>
-  <w:num w:numId="2" w16cid:durableId="1365057592">
-    <w:abstractNumId w:val="2"/>
+  <w:num w:numId="2" w16cid:durableId="2132437418">
+    <w:abstractNumId w:val="0"/>
     <w:lvlOverride w:ilvl="0">
       <w:startOverride w:val="1"/>
     </w:lvlOverride>
@@ -18375,7 +18375,7 @@
     <w:autoRedefine/>
     <w:uiPriority w:val="39"/>
     <w:unhideWhenUsed/>
-    <w:rsid w:val="00467B98"/>
+    <w:rsid w:val="00935DDC"/>
     <w:pPr>
       <w:spacing w:after="100"/>
     </w:pPr>

--- a/public/documentos/ALC-02-enunciado-del-alcance-del-proyecto.docx
+++ b/public/documentos/ALC-02-enunciado-del-alcance-del-proyecto.docx
@@ -52,7 +52,7 @@
                 <w:noProof/>
               </w:rPr>
               <w:drawing>
-                <wp:inline distT="0" distB="0" distL="0" distR="0" wp14:anchorId="3FCCB750" wp14:editId="2BA16190">
+                <wp:inline distT="0" distB="0" distL="0" distR="0" wp14:anchorId="73487CFA" wp14:editId="3EEF802D">
                   <wp:extent cx="990600" cy="990600"/>
                   <wp:effectExtent l="0" t="0" r="0" b="0"/>
                   <wp:docPr id="1" name="Imagen 1"/>
@@ -171,10 +171,10 @@
                 <w:noProof/>
               </w:rPr>
               <w:drawing>
-                <wp:inline distT="0" distB="0" distL="0" distR="0" wp14:anchorId="6928A18F" wp14:editId="56CAD964">
+                <wp:inline distT="0" distB="0" distL="0" distR="0" wp14:anchorId="051513D8" wp14:editId="14A7029D">
                   <wp:extent cx="800100" cy="800100"/>
                   <wp:effectExtent l="0" t="0" r="0" b="0"/>
-                  <wp:docPr id="1149850800" name="Imagen 1149850800"/>
+                  <wp:docPr id="767918513" name="Imagen 767918513"/>
                   <wp:cNvGraphicFramePr>
                     <a:graphicFrameLocks xmlns:a="http://schemas.openxmlformats.org/drawingml/2006/main" noChangeAspect="1"/>
                   </wp:cNvGraphicFramePr>
@@ -2867,7 +2867,7 @@
     <w:sdt>
       <w:sdtPr>
         <w:alias w:val="Contenido"/>
-        <w:id w:val="-275406369"/>
+        <w:id w:val="1169670371"/>
       </w:sdtPr>
       <w:sdtEndPr/>
       <w:sdtContent>
@@ -2893,7 +2893,7 @@
           <w:r>
             <w:fldChar w:fldCharType="separate"/>
           </w:r>
-          <w:hyperlink w:anchor="_Toc242545492" w:history="1">
+          <w:hyperlink w:anchor="_Toc242549706" w:history="1">
             <w:r>
               <w:rPr>
                 <w:rStyle w:val="Hipervnculo"/>
@@ -2917,7 +2917,7 @@
               <w:rPr>
                 <w:noProof/>
               </w:rPr>
-              <w:instrText xml:space="preserve"> PAGEREF _Toc242545492 \h </w:instrText>
+              <w:instrText xml:space="preserve"> PAGEREF _Toc242549706 \h </w:instrText>
             </w:r>
             <w:r>
               <w:rPr>
@@ -2957,7 +2957,7 @@
               <w14:ligatures w14:val="standardContextual"/>
             </w:rPr>
           </w:pPr>
-          <w:hyperlink w:anchor="_Toc242545493" w:history="1">
+          <w:hyperlink w:anchor="_Toc242549707" w:history="1">
             <w:r>
               <w:rPr>
                 <w:rStyle w:val="Hipervnculo"/>
@@ -2981,7 +2981,7 @@
               <w:rPr>
                 <w:noProof/>
               </w:rPr>
-              <w:instrText xml:space="preserve"> PAGEREF _Toc242545493 \h </w:instrText>
+              <w:instrText xml:space="preserve"> PAGEREF _Toc242549707 \h </w:instrText>
             </w:r>
             <w:r>
               <w:rPr>
@@ -3021,7 +3021,7 @@
               <w14:ligatures w14:val="standardContextual"/>
             </w:rPr>
           </w:pPr>
-          <w:hyperlink w:anchor="_Toc242545494" w:history="1">
+          <w:hyperlink w:anchor="_Toc242549708" w:history="1">
             <w:r>
               <w:rPr>
                 <w:rStyle w:val="Hipervnculo"/>
@@ -3045,7 +3045,7 @@
               <w:rPr>
                 <w:noProof/>
               </w:rPr>
-              <w:instrText xml:space="preserve"> PAGEREF _Toc242545494 \h </w:instrText>
+              <w:instrText xml:space="preserve"> PAGEREF _Toc242549708 \h </w:instrText>
             </w:r>
             <w:r>
               <w:rPr>
@@ -3085,7 +3085,7 @@
               <w14:ligatures w14:val="standardContextual"/>
             </w:rPr>
           </w:pPr>
-          <w:hyperlink w:anchor="_Toc242545495" w:history="1">
+          <w:hyperlink w:anchor="_Toc242549709" w:history="1">
             <w:r>
               <w:rPr>
                 <w:rStyle w:val="Hipervnculo"/>
@@ -3109,7 +3109,7 @@
               <w:rPr>
                 <w:noProof/>
               </w:rPr>
-              <w:instrText xml:space="preserve"> PAGEREF _Toc242545495 \h </w:instrText>
+              <w:instrText xml:space="preserve"> PAGEREF _Toc242549709 \h </w:instrText>
             </w:r>
             <w:r>
               <w:rPr>
@@ -3149,7 +3149,7 @@
               <w14:ligatures w14:val="standardContextual"/>
             </w:rPr>
           </w:pPr>
-          <w:hyperlink w:anchor="_Toc242545496" w:history="1">
+          <w:hyperlink w:anchor="_Toc242549710" w:history="1">
             <w:r>
               <w:rPr>
                 <w:rStyle w:val="Hipervnculo"/>
@@ -3173,7 +3173,7 @@
               <w:rPr>
                 <w:noProof/>
               </w:rPr>
-              <w:instrText xml:space="preserve"> PAGEREF _Toc242545496 \h </w:instrText>
+              <w:instrText xml:space="preserve"> PAGEREF _Toc242549710 \h </w:instrText>
             </w:r>
             <w:r>
               <w:rPr>
@@ -3213,7 +3213,7 @@
               <w14:ligatures w14:val="standardContextual"/>
             </w:rPr>
           </w:pPr>
-          <w:hyperlink w:anchor="_Toc242545497" w:history="1">
+          <w:hyperlink w:anchor="_Toc242549711" w:history="1">
             <w:r>
               <w:rPr>
                 <w:rStyle w:val="Hipervnculo"/>
@@ -3237,7 +3237,7 @@
               <w:rPr>
                 <w:noProof/>
               </w:rPr>
-              <w:instrText xml:space="preserve"> PAGEREF _Toc242545497 \h </w:instrText>
+              <w:instrText xml:space="preserve"> PAGEREF _Toc242549711 \h </w:instrText>
             </w:r>
             <w:r>
               <w:rPr>
@@ -3277,7 +3277,7 @@
               <w14:ligatures w14:val="standardContextual"/>
             </w:rPr>
           </w:pPr>
-          <w:hyperlink w:anchor="_Toc242545498" w:history="1">
+          <w:hyperlink w:anchor="_Toc242549712" w:history="1">
             <w:r>
               <w:rPr>
                 <w:rStyle w:val="Hipervnculo"/>
@@ -3301,7 +3301,7 @@
               <w:rPr>
                 <w:noProof/>
               </w:rPr>
-              <w:instrText xml:space="preserve"> PAGEREF _Toc242545498 \h </w:instrText>
+              <w:instrText xml:space="preserve"> PAGEREF _Toc242549712 \h </w:instrText>
             </w:r>
             <w:r>
               <w:rPr>
@@ -3341,7 +3341,7 @@
               <w14:ligatures w14:val="standardContextual"/>
             </w:rPr>
           </w:pPr>
-          <w:hyperlink w:anchor="_Toc242545499" w:history="1">
+          <w:hyperlink w:anchor="_Toc242549713" w:history="1">
             <w:r>
               <w:rPr>
                 <w:rStyle w:val="Hipervnculo"/>
@@ -3365,7 +3365,7 @@
               <w:rPr>
                 <w:noProof/>
               </w:rPr>
-              <w:instrText xml:space="preserve"> PAGEREF _Toc242545499 \h </w:instrText>
+              <w:instrText xml:space="preserve"> PAGEREF _Toc242549713 \h </w:instrText>
             </w:r>
             <w:r>
               <w:rPr>
@@ -3415,7 +3415,7 @@
       <w:pPr>
         <w:pStyle w:val="Ttulo1"/>
       </w:pPr>
-      <w:bookmarkStart w:id="0" w:name="_Toc242545492"/>
+      <w:bookmarkStart w:id="0" w:name="_Toc242549706"/>
       <w:r>
         <w:lastRenderedPageBreak/>
         <w:t>1. Descripción del producto</w:t>
@@ -3706,7 +3706,7 @@
       <w:pPr>
         <w:pStyle w:val="Ttulo1"/>
       </w:pPr>
-      <w:bookmarkStart w:id="1" w:name="_Toc242545493"/>
+      <w:bookmarkStart w:id="1" w:name="_Toc242549707"/>
       <w:r>
         <w:t>2. Entregables del producto</w:t>
       </w:r>
@@ -5543,7 +5543,7 @@
       <w:pPr>
         <w:pStyle w:val="Ttulo1"/>
       </w:pPr>
-      <w:bookmarkStart w:id="2" w:name="_Toc242545494"/>
+      <w:bookmarkStart w:id="2" w:name="_Toc242549708"/>
       <w:r>
         <w:t>3. Requisitos que cubre el alcance</w:t>
       </w:r>
@@ -9998,7 +9998,7 @@
       <w:pPr>
         <w:pStyle w:val="Ttulo1"/>
       </w:pPr>
-      <w:bookmarkStart w:id="3" w:name="_Toc242545495"/>
+      <w:bookmarkStart w:id="3" w:name="_Toc242549709"/>
       <w:r>
         <w:t>4. Criterios de aceptación del producto</w:t>
       </w:r>
@@ -10678,7 +10678,7 @@
       <w:pPr>
         <w:pStyle w:val="Ttulo1"/>
       </w:pPr>
-      <w:bookmarkStart w:id="4" w:name="_Toc242545496"/>
+      <w:bookmarkStart w:id="4" w:name="_Toc242549710"/>
       <w:r>
         <w:t>5. Dentro y fuera del alcance</w:t>
       </w:r>
@@ -10979,7 +10979,7 @@
       <w:pPr>
         <w:pStyle w:val="Ttulo1"/>
       </w:pPr>
-      <w:bookmarkStart w:id="5" w:name="_Toc242545497"/>
+      <w:bookmarkStart w:id="5" w:name="_Toc242549711"/>
       <w:r>
         <w:t>6. Estructura de desglose del trabajo</w:t>
       </w:r>
@@ -15561,7 +15561,7 @@
       <w:pPr>
         <w:pStyle w:val="Ttulo1"/>
       </w:pPr>
-      <w:bookmarkStart w:id="6" w:name="_Toc242545498"/>
+      <w:bookmarkStart w:id="6" w:name="_Toc242549712"/>
       <w:r>
         <w:t>7. Supuestos y restricciones</w:t>
       </w:r>
@@ -15706,7 +15706,7 @@
       <w:pPr>
         <w:pStyle w:val="Ttulo1"/>
       </w:pPr>
-      <w:bookmarkStart w:id="7" w:name="_Toc242545499"/>
+      <w:bookmarkStart w:id="7" w:name="_Toc242549713"/>
       <w:r>
         <w:t>8. Cambios respecto de la versión 2</w:t>
       </w:r>
@@ -17583,10 +17583,64 @@
 <file path=word/numbering.xml><?xml version="1.0" encoding="utf-8"?>
 <w:numbering xmlns:wpc="http://schemas.microsoft.com/office/word/2010/wordprocessingCanvas" xmlns:cx="http://schemas.microsoft.com/office/drawing/2014/chartex" xmlns:cx1="http://schemas.microsoft.com/office/drawing/2015/9/8/chartex" xmlns:cx2="http://schemas.microsoft.com/office/drawing/2015/10/21/chartex" xmlns:cx3="http://schemas.microsoft.com/office/drawing/2016/5/9/chartex" xmlns:cx4="http://schemas.microsoft.com/office/drawing/2016/5/10/chartex" xmlns:cx5="http://schemas.microsoft.com/office/drawing/2016/5/11/chartex" xmlns:cx6="http://schemas.microsoft.com/office/drawing/2016/5/12/chartex" xmlns:cx7="http://schemas.microsoft.com/office/drawing/2016/5/13/chartex" xmlns:cx8="http://schemas.microsoft.com/office/drawing/2016/5/14/chartex" xmlns:mc="http://schemas.openxmlformats.org/markup-compatibility/2006" xmlns:aink="http://schemas.microsoft.com/office/drawing/2016/ink" xmlns:am3d="http://schemas.microsoft.com/office/drawing/2017/model3d" xmlns:o="urn:schemas-microsoft-com:office:office" xmlns:oel="http://schemas.microsoft.com/office/2019/extlst" xmlns:r="http://schemas.openxmlformats.org/officeDocument/2006/relationships" xmlns:m="http://schemas.openxmlformats.org/officeDocument/2006/math" xmlns:v="urn:schemas-microsoft-com:vml" xmlns:wp14="http://schemas.microsoft.com/office/word/2010/wordprocessingDrawing" xmlns:wp="http://schemas.openxmlformats.org/drawingml/2006/wordprocessingDrawing" xmlns:w10="urn:schemas-microsoft-com:office:word" xmlns:w="http://schemas.openxmlformats.org/wordprocessingml/2006/main" xmlns:w14="http://schemas.microsoft.com/office/word/2010/wordml" xmlns:w15="http://schemas.microsoft.com/office/word/2012/wordml" xmlns:w16cex="http://schemas.microsoft.com/office/word/2018/wordml/cex" xmlns:w16cid="http://schemas.microsoft.com/office/word/2016/wordml/cid" xmlns:w16="http://schemas.microsoft.com/office/word/2018/wordml" xmlns:w16du="http://schemas.microsoft.com/office/word/2023/wordml/word16du" xmlns:w16sdtdh="http://schemas.microsoft.com/office/word/2020/wordml/sdtdatahash" xmlns:w16sdtfl="http://schemas.microsoft.com/office/word/2024/wordml/sdtformatlock" xmlns:w16se="http://schemas.microsoft.com/office/word/2015/wordml/symex" xmlns:wpg="http://schemas.microsoft.com/office/word/2010/wordprocessingGroup" xmlns:wpi="http://schemas.microsoft.com/office/word/2010/wordprocessingInk" xmlns:wne="http://schemas.microsoft.com/office/word/2006/wordml" xmlns:wps="http://schemas.microsoft.com/office/word/2010/wordprocessingShape" mc:Ignorable="w14 w15 w16se w16cid w16 w16cex w16sdtdh w16sdtfl w16du wp14">
   <w:abstractNum w:abstractNumId="0" w15:restartNumberingAfterBreak="0">
-    <w:nsid w:val="1BC21361"/>
+    <w:nsid w:val="2B410B6F"/>
     <w:multiLevelType w:val="hybridMultilevel"/>
-    <w:tmpl w:val="6BB2181A"/>
-    <w:lvl w:ilvl="0" w:tplc="2624B83C">
+    <w:tmpl w:val="A9F46E62"/>
+    <w:lvl w:ilvl="0" w:tplc="0588800C">
+      <w:start w:val="1"/>
+      <w:numFmt w:val="decimal"/>
+      <w:lvlText w:val="%1."/>
+      <w:lvlJc w:val="left"/>
+      <w:pPr>
+        <w:ind w:left="560" w:hanging="340"/>
+      </w:pPr>
+    </w:lvl>
+    <w:lvl w:ilvl="1" w:tplc="B0D2FFE4">
+      <w:numFmt w:val="decimal"/>
+      <w:lvlText w:val=""/>
+      <w:lvlJc w:val="left"/>
+    </w:lvl>
+    <w:lvl w:ilvl="2" w:tplc="8696984A">
+      <w:numFmt w:val="decimal"/>
+      <w:lvlText w:val=""/>
+      <w:lvlJc w:val="left"/>
+    </w:lvl>
+    <w:lvl w:ilvl="3" w:tplc="C9A0AF74">
+      <w:numFmt w:val="decimal"/>
+      <w:lvlText w:val=""/>
+      <w:lvlJc w:val="left"/>
+    </w:lvl>
+    <w:lvl w:ilvl="4" w:tplc="6FC8B1A6">
+      <w:numFmt w:val="decimal"/>
+      <w:lvlText w:val=""/>
+      <w:lvlJc w:val="left"/>
+    </w:lvl>
+    <w:lvl w:ilvl="5" w:tplc="9D36C6CE">
+      <w:numFmt w:val="decimal"/>
+      <w:lvlText w:val=""/>
+      <w:lvlJc w:val="left"/>
+    </w:lvl>
+    <w:lvl w:ilvl="6" w:tplc="7BEA58CE">
+      <w:numFmt w:val="decimal"/>
+      <w:lvlText w:val=""/>
+      <w:lvlJc w:val="left"/>
+    </w:lvl>
+    <w:lvl w:ilvl="7" w:tplc="6B4E117A">
+      <w:numFmt w:val="decimal"/>
+      <w:lvlText w:val=""/>
+      <w:lvlJc w:val="left"/>
+    </w:lvl>
+    <w:lvl w:ilvl="8" w:tplc="BD0E39AE">
+      <w:numFmt w:val="decimal"/>
+      <w:lvlText w:val=""/>
+      <w:lvlJc w:val="left"/>
+    </w:lvl>
+  </w:abstractNum>
+  <w:abstractNum w:abstractNumId="1" w15:restartNumberingAfterBreak="0">
+    <w:nsid w:val="33145293"/>
+    <w:multiLevelType w:val="hybridMultilevel"/>
+    <w:tmpl w:val="4FFE59E0"/>
+    <w:lvl w:ilvl="0" w:tplc="83B06094">
       <w:start w:val="1"/>
       <w:numFmt w:val="bullet"/>
       <w:lvlText w:val="•"/>
@@ -17595,106 +17649,52 @@
         <w:ind w:left="560" w:hanging="280"/>
       </w:pPr>
     </w:lvl>
-    <w:lvl w:ilvl="1" w:tplc="7DF8FEE6">
+    <w:lvl w:ilvl="1" w:tplc="A9D623F8">
       <w:numFmt w:val="decimal"/>
       <w:lvlText w:val=""/>
       <w:lvlJc w:val="left"/>
     </w:lvl>
-    <w:lvl w:ilvl="2" w:tplc="7B9A3768">
+    <w:lvl w:ilvl="2" w:tplc="634E4118">
       <w:numFmt w:val="decimal"/>
       <w:lvlText w:val=""/>
       <w:lvlJc w:val="left"/>
     </w:lvl>
-    <w:lvl w:ilvl="3" w:tplc="F058F8AE">
+    <w:lvl w:ilvl="3" w:tplc="C9C4D9D6">
       <w:numFmt w:val="decimal"/>
       <w:lvlText w:val=""/>
       <w:lvlJc w:val="left"/>
     </w:lvl>
-    <w:lvl w:ilvl="4" w:tplc="E0D61980">
+    <w:lvl w:ilvl="4" w:tplc="83A27DF0">
       <w:numFmt w:val="decimal"/>
       <w:lvlText w:val=""/>
       <w:lvlJc w:val="left"/>
     </w:lvl>
-    <w:lvl w:ilvl="5" w:tplc="971EFCE0">
+    <w:lvl w:ilvl="5" w:tplc="FAAC1B78">
       <w:numFmt w:val="decimal"/>
       <w:lvlText w:val=""/>
       <w:lvlJc w:val="left"/>
     </w:lvl>
-    <w:lvl w:ilvl="6" w:tplc="A81CEC06">
+    <w:lvl w:ilvl="6" w:tplc="35F8F902">
       <w:numFmt w:val="decimal"/>
       <w:lvlText w:val=""/>
       <w:lvlJc w:val="left"/>
     </w:lvl>
-    <w:lvl w:ilvl="7" w:tplc="54B6509C">
+    <w:lvl w:ilvl="7" w:tplc="83DCF6EA">
       <w:numFmt w:val="decimal"/>
       <w:lvlText w:val=""/>
       <w:lvlJc w:val="left"/>
     </w:lvl>
-    <w:lvl w:ilvl="8" w:tplc="CD527F70">
-      <w:numFmt w:val="decimal"/>
-      <w:lvlText w:val=""/>
-      <w:lvlJc w:val="left"/>
-    </w:lvl>
-  </w:abstractNum>
-  <w:abstractNum w:abstractNumId="1" w15:restartNumberingAfterBreak="0">
-    <w:nsid w:val="521B1C6C"/>
-    <w:multiLevelType w:val="hybridMultilevel"/>
-    <w:tmpl w:val="437690FE"/>
-    <w:lvl w:ilvl="0" w:tplc="0DB06F66">
-      <w:start w:val="1"/>
-      <w:numFmt w:val="decimal"/>
-      <w:lvlText w:val="%1."/>
-      <w:lvlJc w:val="left"/>
-      <w:pPr>
-        <w:ind w:left="560" w:hanging="340"/>
-      </w:pPr>
-    </w:lvl>
-    <w:lvl w:ilvl="1" w:tplc="00E8330A">
-      <w:numFmt w:val="decimal"/>
-      <w:lvlText w:val=""/>
-      <w:lvlJc w:val="left"/>
-    </w:lvl>
-    <w:lvl w:ilvl="2" w:tplc="7E8087D6">
-      <w:numFmt w:val="decimal"/>
-      <w:lvlText w:val=""/>
-      <w:lvlJc w:val="left"/>
-    </w:lvl>
-    <w:lvl w:ilvl="3" w:tplc="8CE6F08E">
-      <w:numFmt w:val="decimal"/>
-      <w:lvlText w:val=""/>
-      <w:lvlJc w:val="left"/>
-    </w:lvl>
-    <w:lvl w:ilvl="4" w:tplc="11900D08">
-      <w:numFmt w:val="decimal"/>
-      <w:lvlText w:val=""/>
-      <w:lvlJc w:val="left"/>
-    </w:lvl>
-    <w:lvl w:ilvl="5" w:tplc="522E40E0">
-      <w:numFmt w:val="decimal"/>
-      <w:lvlText w:val=""/>
-      <w:lvlJc w:val="left"/>
-    </w:lvl>
-    <w:lvl w:ilvl="6" w:tplc="61FA1F7C">
-      <w:numFmt w:val="decimal"/>
-      <w:lvlText w:val=""/>
-      <w:lvlJc w:val="left"/>
-    </w:lvl>
-    <w:lvl w:ilvl="7" w:tplc="293E9212">
-      <w:numFmt w:val="decimal"/>
-      <w:lvlText w:val=""/>
-      <w:lvlJc w:val="left"/>
-    </w:lvl>
-    <w:lvl w:ilvl="8" w:tplc="64A8E5F8">
+    <w:lvl w:ilvl="8" w:tplc="05107FF4">
       <w:numFmt w:val="decimal"/>
       <w:lvlText w:val=""/>
       <w:lvlJc w:val="left"/>
     </w:lvl>
   </w:abstractNum>
   <w:abstractNum w:abstractNumId="2" w15:restartNumberingAfterBreak="0">
-    <w:nsid w:val="704F4E73"/>
+    <w:nsid w:val="7A53249F"/>
     <w:multiLevelType w:val="hybridMultilevel"/>
-    <w:tmpl w:val="CAB664E4"/>
-    <w:lvl w:ilvl="0" w:tplc="D7D6D58C">
+    <w:tmpl w:val="217ABDB6"/>
+    <w:lvl w:ilvl="0" w:tplc="A7805B4E">
       <w:start w:val="1"/>
       <w:numFmt w:val="bullet"/>
       <w:lvlText w:val="●"/>
@@ -17703,7 +17703,7 @@
         <w:ind w:left="720" w:hanging="360"/>
       </w:pPr>
     </w:lvl>
-    <w:lvl w:ilvl="1" w:tplc="1AEE8020">
+    <w:lvl w:ilvl="1" w:tplc="2C0E7A54">
       <w:start w:val="1"/>
       <w:numFmt w:val="bullet"/>
       <w:lvlText w:val="○"/>
@@ -17712,7 +17712,7 @@
         <w:ind w:left="1440" w:hanging="360"/>
       </w:pPr>
     </w:lvl>
-    <w:lvl w:ilvl="2" w:tplc="F00EFBF0">
+    <w:lvl w:ilvl="2" w:tplc="87A4456A">
       <w:start w:val="1"/>
       <w:numFmt w:val="bullet"/>
       <w:lvlText w:val="■"/>
@@ -17721,7 +17721,7 @@
         <w:ind w:left="2160" w:hanging="360"/>
       </w:pPr>
     </w:lvl>
-    <w:lvl w:ilvl="3" w:tplc="C9A69E92">
+    <w:lvl w:ilvl="3" w:tplc="51A247EE">
       <w:start w:val="1"/>
       <w:numFmt w:val="bullet"/>
       <w:lvlText w:val="●"/>
@@ -17730,7 +17730,7 @@
         <w:ind w:left="2880" w:hanging="360"/>
       </w:pPr>
     </w:lvl>
-    <w:lvl w:ilvl="4" w:tplc="C47C73F2">
+    <w:lvl w:ilvl="4" w:tplc="F656DBB0">
       <w:start w:val="1"/>
       <w:numFmt w:val="bullet"/>
       <w:lvlText w:val="○"/>
@@ -17739,7 +17739,7 @@
         <w:ind w:left="3600" w:hanging="360"/>
       </w:pPr>
     </w:lvl>
-    <w:lvl w:ilvl="5" w:tplc="93302590">
+    <w:lvl w:ilvl="5" w:tplc="8CF04052">
       <w:start w:val="1"/>
       <w:numFmt w:val="bullet"/>
       <w:lvlText w:val="■"/>
@@ -17748,7 +17748,7 @@
         <w:ind w:left="4320" w:hanging="360"/>
       </w:pPr>
     </w:lvl>
-    <w:lvl w:ilvl="6" w:tplc="4F78353C">
+    <w:lvl w:ilvl="6" w:tplc="DBC49D1C">
       <w:start w:val="1"/>
       <w:numFmt w:val="bullet"/>
       <w:lvlText w:val="●"/>
@@ -17757,7 +17757,7 @@
         <w:ind w:left="5040" w:hanging="360"/>
       </w:pPr>
     </w:lvl>
-    <w:lvl w:ilvl="7" w:tplc="9ECA255C">
+    <w:lvl w:ilvl="7" w:tplc="A498C2A6">
       <w:start w:val="1"/>
       <w:numFmt w:val="bullet"/>
       <w:lvlText w:val="●"/>
@@ -17766,7 +17766,7 @@
         <w:ind w:left="5760" w:hanging="360"/>
       </w:pPr>
     </w:lvl>
-    <w:lvl w:ilvl="8" w:tplc="910E30A4">
+    <w:lvl w:ilvl="8" w:tplc="EBB041C0">
       <w:start w:val="1"/>
       <w:numFmt w:val="bullet"/>
       <w:lvlText w:val="●"/>
@@ -17776,14 +17776,14 @@
       </w:pPr>
     </w:lvl>
   </w:abstractNum>
-  <w:num w:numId="1" w16cid:durableId="996618281">
+  <w:num w:numId="1" w16cid:durableId="1820341460">
     <w:abstractNumId w:val="2"/>
     <w:lvlOverride w:ilvl="0">
       <w:startOverride w:val="1"/>
     </w:lvlOverride>
   </w:num>
-  <w:num w:numId="2" w16cid:durableId="2132437418">
-    <w:abstractNumId w:val="0"/>
+  <w:num w:numId="2" w16cid:durableId="253515013">
+    <w:abstractNumId w:val="1"/>
     <w:lvlOverride w:ilvl="0">
       <w:startOverride w:val="1"/>
     </w:lvlOverride>
@@ -18375,7 +18375,7 @@
     <w:autoRedefine/>
     <w:uiPriority w:val="39"/>
     <w:unhideWhenUsed/>
-    <w:rsid w:val="00935DDC"/>
+    <w:rsid w:val="004E5A23"/>
     <w:pPr>
       <w:spacing w:after="100"/>
     </w:pPr>

--- a/public/documentos/ALC-02-enunciado-del-alcance-del-proyecto.docx
+++ b/public/documentos/ALC-02-enunciado-del-alcance-del-proyecto.docx
@@ -52,7 +52,7 @@
                 <w:noProof/>
               </w:rPr>
               <w:drawing>
-                <wp:inline distT="0" distB="0" distL="0" distR="0" wp14:anchorId="73487CFA" wp14:editId="3EEF802D">
+                <wp:inline distT="0" distB="0" distL="0" distR="0" wp14:anchorId="6FDEF2A2" wp14:editId="570F1B66">
                   <wp:extent cx="990600" cy="990600"/>
                   <wp:effectExtent l="0" t="0" r="0" b="0"/>
                   <wp:docPr id="1" name="Imagen 1"/>
@@ -171,10 +171,10 @@
                 <w:noProof/>
               </w:rPr>
               <w:drawing>
-                <wp:inline distT="0" distB="0" distL="0" distR="0" wp14:anchorId="051513D8" wp14:editId="14A7029D">
+                <wp:inline distT="0" distB="0" distL="0" distR="0" wp14:anchorId="799AFD48" wp14:editId="49F39C35">
                   <wp:extent cx="800100" cy="800100"/>
                   <wp:effectExtent l="0" t="0" r="0" b="0"/>
-                  <wp:docPr id="767918513" name="Imagen 767918513"/>
+                  <wp:docPr id="975111318" name="Imagen 975111318"/>
                   <wp:cNvGraphicFramePr>
                     <a:graphicFrameLocks xmlns:a="http://schemas.openxmlformats.org/drawingml/2006/main" noChangeAspect="1"/>
                   </wp:cNvGraphicFramePr>
@@ -1117,7 +1117,7 @@
                 <w:sz w:val="17"/>
                 <w:szCs w:val="17"/>
               </w:rPr>
-              <w:t>Responsable del modelo de Machine Learning</w:t>
+              <w:t>Responsable del modelo de Machine Learning y Product Owner</w:t>
             </w:r>
           </w:p>
         </w:tc>
@@ -2867,7 +2867,7 @@
     <w:sdt>
       <w:sdtPr>
         <w:alias w:val="Contenido"/>
-        <w:id w:val="1169670371"/>
+        <w:id w:val="-110978918"/>
       </w:sdtPr>
       <w:sdtEndPr/>
       <w:sdtContent>
@@ -2893,7 +2893,7 @@
           <w:r>
             <w:fldChar w:fldCharType="separate"/>
           </w:r>
-          <w:hyperlink w:anchor="_Toc242549706" w:history="1">
+          <w:hyperlink w:anchor="_Toc243091766" w:history="1">
             <w:r>
               <w:rPr>
                 <w:rStyle w:val="Hipervnculo"/>
@@ -2917,7 +2917,7 @@
               <w:rPr>
                 <w:noProof/>
               </w:rPr>
-              <w:instrText xml:space="preserve"> PAGEREF _Toc242549706 \h </w:instrText>
+              <w:instrText xml:space="preserve"> PAGEREF _Toc243091766 \h </w:instrText>
             </w:r>
             <w:r>
               <w:rPr>
@@ -2957,7 +2957,7 @@
               <w14:ligatures w14:val="standardContextual"/>
             </w:rPr>
           </w:pPr>
-          <w:hyperlink w:anchor="_Toc242549707" w:history="1">
+          <w:hyperlink w:anchor="_Toc243091767" w:history="1">
             <w:r>
               <w:rPr>
                 <w:rStyle w:val="Hipervnculo"/>
@@ -2981,7 +2981,7 @@
               <w:rPr>
                 <w:noProof/>
               </w:rPr>
-              <w:instrText xml:space="preserve"> PAGEREF _Toc242549707 \h </w:instrText>
+              <w:instrText xml:space="preserve"> PAGEREF _Toc243091767 \h </w:instrText>
             </w:r>
             <w:r>
               <w:rPr>
@@ -3021,7 +3021,7 @@
               <w14:ligatures w14:val="standardContextual"/>
             </w:rPr>
           </w:pPr>
-          <w:hyperlink w:anchor="_Toc242549708" w:history="1">
+          <w:hyperlink w:anchor="_Toc243091768" w:history="1">
             <w:r>
               <w:rPr>
                 <w:rStyle w:val="Hipervnculo"/>
@@ -3045,7 +3045,7 @@
               <w:rPr>
                 <w:noProof/>
               </w:rPr>
-              <w:instrText xml:space="preserve"> PAGEREF _Toc242549708 \h </w:instrText>
+              <w:instrText xml:space="preserve"> PAGEREF _Toc243091768 \h </w:instrText>
             </w:r>
             <w:r>
               <w:rPr>
@@ -3085,7 +3085,7 @@
               <w14:ligatures w14:val="standardContextual"/>
             </w:rPr>
           </w:pPr>
-          <w:hyperlink w:anchor="_Toc242549709" w:history="1">
+          <w:hyperlink w:anchor="_Toc243091769" w:history="1">
             <w:r>
               <w:rPr>
                 <w:rStyle w:val="Hipervnculo"/>
@@ -3109,7 +3109,7 @@
               <w:rPr>
                 <w:noProof/>
               </w:rPr>
-              <w:instrText xml:space="preserve"> PAGEREF _Toc242549709 \h </w:instrText>
+              <w:instrText xml:space="preserve"> PAGEREF _Toc243091769 \h </w:instrText>
             </w:r>
             <w:r>
               <w:rPr>
@@ -3149,7 +3149,7 @@
               <w14:ligatures w14:val="standardContextual"/>
             </w:rPr>
           </w:pPr>
-          <w:hyperlink w:anchor="_Toc242549710" w:history="1">
+          <w:hyperlink w:anchor="_Toc243091770" w:history="1">
             <w:r>
               <w:rPr>
                 <w:rStyle w:val="Hipervnculo"/>
@@ -3173,7 +3173,7 @@
               <w:rPr>
                 <w:noProof/>
               </w:rPr>
-              <w:instrText xml:space="preserve"> PAGEREF _Toc242549710 \h </w:instrText>
+              <w:instrText xml:space="preserve"> PAGEREF _Toc243091770 \h </w:instrText>
             </w:r>
             <w:r>
               <w:rPr>
@@ -3213,7 +3213,7 @@
               <w14:ligatures w14:val="standardContextual"/>
             </w:rPr>
           </w:pPr>
-          <w:hyperlink w:anchor="_Toc242549711" w:history="1">
+          <w:hyperlink w:anchor="_Toc243091771" w:history="1">
             <w:r>
               <w:rPr>
                 <w:rStyle w:val="Hipervnculo"/>
@@ -3237,7 +3237,7 @@
               <w:rPr>
                 <w:noProof/>
               </w:rPr>
-              <w:instrText xml:space="preserve"> PAGEREF _Toc242549711 \h </w:instrText>
+              <w:instrText xml:space="preserve"> PAGEREF _Toc243091771 \h </w:instrText>
             </w:r>
             <w:r>
               <w:rPr>
@@ -3277,7 +3277,7 @@
               <w14:ligatures w14:val="standardContextual"/>
             </w:rPr>
           </w:pPr>
-          <w:hyperlink w:anchor="_Toc242549712" w:history="1">
+          <w:hyperlink w:anchor="_Toc243091772" w:history="1">
             <w:r>
               <w:rPr>
                 <w:rStyle w:val="Hipervnculo"/>
@@ -3301,7 +3301,7 @@
               <w:rPr>
                 <w:noProof/>
               </w:rPr>
-              <w:instrText xml:space="preserve"> PAGEREF _Toc242549712 \h </w:instrText>
+              <w:instrText xml:space="preserve"> PAGEREF _Toc243091772 \h </w:instrText>
             </w:r>
             <w:r>
               <w:rPr>
@@ -3341,7 +3341,7 @@
               <w14:ligatures w14:val="standardContextual"/>
             </w:rPr>
           </w:pPr>
-          <w:hyperlink w:anchor="_Toc242549713" w:history="1">
+          <w:hyperlink w:anchor="_Toc243091773" w:history="1">
             <w:r>
               <w:rPr>
                 <w:rStyle w:val="Hipervnculo"/>
@@ -3365,7 +3365,7 @@
               <w:rPr>
                 <w:noProof/>
               </w:rPr>
-              <w:instrText xml:space="preserve"> PAGEREF _Toc242549713 \h </w:instrText>
+              <w:instrText xml:space="preserve"> PAGEREF _Toc243091773 \h </w:instrText>
             </w:r>
             <w:r>
               <w:rPr>
@@ -3415,7 +3415,7 @@
       <w:pPr>
         <w:pStyle w:val="Ttulo1"/>
       </w:pPr>
-      <w:bookmarkStart w:id="0" w:name="_Toc242549706"/>
+      <w:bookmarkStart w:id="0" w:name="_Toc243091766"/>
       <w:r>
         <w:lastRenderedPageBreak/>
         <w:t>1. Descripción del producto</w:t>
@@ -3706,7 +3706,7 @@
       <w:pPr>
         <w:pStyle w:val="Ttulo1"/>
       </w:pPr>
-      <w:bookmarkStart w:id="1" w:name="_Toc242549707"/>
+      <w:bookmarkStart w:id="1" w:name="_Toc243091767"/>
       <w:r>
         <w:t>2. Entregables del producto</w:t>
       </w:r>
@@ -5543,7 +5543,7 @@
       <w:pPr>
         <w:pStyle w:val="Ttulo1"/>
       </w:pPr>
-      <w:bookmarkStart w:id="2" w:name="_Toc242549708"/>
+      <w:bookmarkStart w:id="2" w:name="_Toc243091768"/>
       <w:r>
         <w:t>3. Requisitos que cubre el alcance</w:t>
       </w:r>
@@ -9998,7 +9998,7 @@
       <w:pPr>
         <w:pStyle w:val="Ttulo1"/>
       </w:pPr>
-      <w:bookmarkStart w:id="3" w:name="_Toc242549709"/>
+      <w:bookmarkStart w:id="3" w:name="_Toc243091769"/>
       <w:r>
         <w:t>4. Criterios de aceptación del producto</w:t>
       </w:r>
@@ -10678,7 +10678,7 @@
       <w:pPr>
         <w:pStyle w:val="Ttulo1"/>
       </w:pPr>
-      <w:bookmarkStart w:id="4" w:name="_Toc242549710"/>
+      <w:bookmarkStart w:id="4" w:name="_Toc243091770"/>
       <w:r>
         <w:t>5. Dentro y fuera del alcance</w:t>
       </w:r>
@@ -10979,7 +10979,7 @@
       <w:pPr>
         <w:pStyle w:val="Ttulo1"/>
       </w:pPr>
-      <w:bookmarkStart w:id="5" w:name="_Toc242549711"/>
+      <w:bookmarkStart w:id="5" w:name="_Toc243091771"/>
       <w:r>
         <w:t>6. Estructura de desglose del trabajo</w:t>
       </w:r>
@@ -15561,7 +15561,7 @@
       <w:pPr>
         <w:pStyle w:val="Ttulo1"/>
       </w:pPr>
-      <w:bookmarkStart w:id="6" w:name="_Toc242549712"/>
+      <w:bookmarkStart w:id="6" w:name="_Toc243091772"/>
       <w:r>
         <w:t>7. Supuestos y restricciones</w:t>
       </w:r>
@@ -15706,7 +15706,7 @@
       <w:pPr>
         <w:pStyle w:val="Ttulo1"/>
       </w:pPr>
-      <w:bookmarkStart w:id="7" w:name="_Toc242549713"/>
+      <w:bookmarkStart w:id="7" w:name="_Toc243091773"/>
       <w:r>
         <w:t>8. Cambios respecto de la versión 2</w:t>
       </w:r>
@@ -17583,10 +17583,64 @@
 <file path=word/numbering.xml><?xml version="1.0" encoding="utf-8"?>
 <w:numbering xmlns:wpc="http://schemas.microsoft.com/office/word/2010/wordprocessingCanvas" xmlns:cx="http://schemas.microsoft.com/office/drawing/2014/chartex" xmlns:cx1="http://schemas.microsoft.com/office/drawing/2015/9/8/chartex" xmlns:cx2="http://schemas.microsoft.com/office/drawing/2015/10/21/chartex" xmlns:cx3="http://schemas.microsoft.com/office/drawing/2016/5/9/chartex" xmlns:cx4="http://schemas.microsoft.com/office/drawing/2016/5/10/chartex" xmlns:cx5="http://schemas.microsoft.com/office/drawing/2016/5/11/chartex" xmlns:cx6="http://schemas.microsoft.com/office/drawing/2016/5/12/chartex" xmlns:cx7="http://schemas.microsoft.com/office/drawing/2016/5/13/chartex" xmlns:cx8="http://schemas.microsoft.com/office/drawing/2016/5/14/chartex" xmlns:mc="http://schemas.openxmlformats.org/markup-compatibility/2006" xmlns:aink="http://schemas.microsoft.com/office/drawing/2016/ink" xmlns:am3d="http://schemas.microsoft.com/office/drawing/2017/model3d" xmlns:o="urn:schemas-microsoft-com:office:office" xmlns:oel="http://schemas.microsoft.com/office/2019/extlst" xmlns:r="http://schemas.openxmlformats.org/officeDocument/2006/relationships" xmlns:m="http://schemas.openxmlformats.org/officeDocument/2006/math" xmlns:v="urn:schemas-microsoft-com:vml" xmlns:wp14="http://schemas.microsoft.com/office/word/2010/wordprocessingDrawing" xmlns:wp="http://schemas.openxmlformats.org/drawingml/2006/wordprocessingDrawing" xmlns:w10="urn:schemas-microsoft-com:office:word" xmlns:w="http://schemas.openxmlformats.org/wordprocessingml/2006/main" xmlns:w14="http://schemas.microsoft.com/office/word/2010/wordml" xmlns:w15="http://schemas.microsoft.com/office/word/2012/wordml" xmlns:w16cex="http://schemas.microsoft.com/office/word/2018/wordml/cex" xmlns:w16cid="http://schemas.microsoft.com/office/word/2016/wordml/cid" xmlns:w16="http://schemas.microsoft.com/office/word/2018/wordml" xmlns:w16du="http://schemas.microsoft.com/office/word/2023/wordml/word16du" xmlns:w16sdtdh="http://schemas.microsoft.com/office/word/2020/wordml/sdtdatahash" xmlns:w16sdtfl="http://schemas.microsoft.com/office/word/2024/wordml/sdtformatlock" xmlns:w16se="http://schemas.microsoft.com/office/word/2015/wordml/symex" xmlns:wpg="http://schemas.microsoft.com/office/word/2010/wordprocessingGroup" xmlns:wpi="http://schemas.microsoft.com/office/word/2010/wordprocessingInk" xmlns:wne="http://schemas.microsoft.com/office/word/2006/wordml" xmlns:wps="http://schemas.microsoft.com/office/word/2010/wordprocessingShape" mc:Ignorable="w14 w15 w16se w16cid w16 w16cex w16sdtdh w16sdtfl w16du wp14">
   <w:abstractNum w:abstractNumId="0" w15:restartNumberingAfterBreak="0">
-    <w:nsid w:val="2B410B6F"/>
+    <w:nsid w:val="18790235"/>
     <w:multiLevelType w:val="hybridMultilevel"/>
-    <w:tmpl w:val="A9F46E62"/>
-    <w:lvl w:ilvl="0" w:tplc="0588800C">
+    <w:tmpl w:val="B7A23202"/>
+    <w:lvl w:ilvl="0" w:tplc="032E7602">
+      <w:start w:val="1"/>
+      <w:numFmt w:val="bullet"/>
+      <w:lvlText w:val="•"/>
+      <w:lvlJc w:val="left"/>
+      <w:pPr>
+        <w:ind w:left="560" w:hanging="280"/>
+      </w:pPr>
+    </w:lvl>
+    <w:lvl w:ilvl="1" w:tplc="A61020F0">
+      <w:numFmt w:val="decimal"/>
+      <w:lvlText w:val=""/>
+      <w:lvlJc w:val="left"/>
+    </w:lvl>
+    <w:lvl w:ilvl="2" w:tplc="FF18FC78">
+      <w:numFmt w:val="decimal"/>
+      <w:lvlText w:val=""/>
+      <w:lvlJc w:val="left"/>
+    </w:lvl>
+    <w:lvl w:ilvl="3" w:tplc="29002B3E">
+      <w:numFmt w:val="decimal"/>
+      <w:lvlText w:val=""/>
+      <w:lvlJc w:val="left"/>
+    </w:lvl>
+    <w:lvl w:ilvl="4" w:tplc="427AD25C">
+      <w:numFmt w:val="decimal"/>
+      <w:lvlText w:val=""/>
+      <w:lvlJc w:val="left"/>
+    </w:lvl>
+    <w:lvl w:ilvl="5" w:tplc="D392FF4A">
+      <w:numFmt w:val="decimal"/>
+      <w:lvlText w:val=""/>
+      <w:lvlJc w:val="left"/>
+    </w:lvl>
+    <w:lvl w:ilvl="6" w:tplc="5E124CE4">
+      <w:numFmt w:val="decimal"/>
+      <w:lvlText w:val=""/>
+      <w:lvlJc w:val="left"/>
+    </w:lvl>
+    <w:lvl w:ilvl="7" w:tplc="2A00945A">
+      <w:numFmt w:val="decimal"/>
+      <w:lvlText w:val=""/>
+      <w:lvlJc w:val="left"/>
+    </w:lvl>
+    <w:lvl w:ilvl="8" w:tplc="B6E0433E">
+      <w:numFmt w:val="decimal"/>
+      <w:lvlText w:val=""/>
+      <w:lvlJc w:val="left"/>
+    </w:lvl>
+  </w:abstractNum>
+  <w:abstractNum w:abstractNumId="1" w15:restartNumberingAfterBreak="0">
+    <w:nsid w:val="63853AB4"/>
+    <w:multiLevelType w:val="hybridMultilevel"/>
+    <w:tmpl w:val="7666B684"/>
+    <w:lvl w:ilvl="0" w:tplc="588C5480">
       <w:start w:val="1"/>
       <w:numFmt w:val="decimal"/>
       <w:lvlText w:val="%1."/>
@@ -17595,106 +17649,52 @@
         <w:ind w:left="560" w:hanging="340"/>
       </w:pPr>
     </w:lvl>
-    <w:lvl w:ilvl="1" w:tplc="B0D2FFE4">
+    <w:lvl w:ilvl="1" w:tplc="3F088172">
       <w:numFmt w:val="decimal"/>
       <w:lvlText w:val=""/>
       <w:lvlJc w:val="left"/>
     </w:lvl>
-    <w:lvl w:ilvl="2" w:tplc="8696984A">
+    <w:lvl w:ilvl="2" w:tplc="900A63CA">
       <w:numFmt w:val="decimal"/>
       <w:lvlText w:val=""/>
       <w:lvlJc w:val="left"/>
     </w:lvl>
-    <w:lvl w:ilvl="3" w:tplc="C9A0AF74">
+    <w:lvl w:ilvl="3" w:tplc="A8CC4D84">
       <w:numFmt w:val="decimal"/>
       <w:lvlText w:val=""/>
       <w:lvlJc w:val="left"/>
     </w:lvl>
-    <w:lvl w:ilvl="4" w:tplc="6FC8B1A6">
+    <w:lvl w:ilvl="4" w:tplc="346675E0">
       <w:numFmt w:val="decimal"/>
       <w:lvlText w:val=""/>
       <w:lvlJc w:val="left"/>
     </w:lvl>
-    <w:lvl w:ilvl="5" w:tplc="9D36C6CE">
+    <w:lvl w:ilvl="5" w:tplc="72C8F2FE">
       <w:numFmt w:val="decimal"/>
       <w:lvlText w:val=""/>
       <w:lvlJc w:val="left"/>
     </w:lvl>
-    <w:lvl w:ilvl="6" w:tplc="7BEA58CE">
+    <w:lvl w:ilvl="6" w:tplc="C57263CC">
       <w:numFmt w:val="decimal"/>
       <w:lvlText w:val=""/>
       <w:lvlJc w:val="left"/>
     </w:lvl>
-    <w:lvl w:ilvl="7" w:tplc="6B4E117A">
+    <w:lvl w:ilvl="7" w:tplc="1D6AD424">
       <w:numFmt w:val="decimal"/>
       <w:lvlText w:val=""/>
       <w:lvlJc w:val="left"/>
     </w:lvl>
-    <w:lvl w:ilvl="8" w:tplc="BD0E39AE">
-      <w:numFmt w:val="decimal"/>
-      <w:lvlText w:val=""/>
-      <w:lvlJc w:val="left"/>
-    </w:lvl>
-  </w:abstractNum>
-  <w:abstractNum w:abstractNumId="1" w15:restartNumberingAfterBreak="0">
-    <w:nsid w:val="33145293"/>
-    <w:multiLevelType w:val="hybridMultilevel"/>
-    <w:tmpl w:val="4FFE59E0"/>
-    <w:lvl w:ilvl="0" w:tplc="83B06094">
-      <w:start w:val="1"/>
-      <w:numFmt w:val="bullet"/>
-      <w:lvlText w:val="•"/>
-      <w:lvlJc w:val="left"/>
-      <w:pPr>
-        <w:ind w:left="560" w:hanging="280"/>
-      </w:pPr>
-    </w:lvl>
-    <w:lvl w:ilvl="1" w:tplc="A9D623F8">
-      <w:numFmt w:val="decimal"/>
-      <w:lvlText w:val=""/>
-      <w:lvlJc w:val="left"/>
-    </w:lvl>
-    <w:lvl w:ilvl="2" w:tplc="634E4118">
-      <w:numFmt w:val="decimal"/>
-      <w:lvlText w:val=""/>
-      <w:lvlJc w:val="left"/>
-    </w:lvl>
-    <w:lvl w:ilvl="3" w:tplc="C9C4D9D6">
-      <w:numFmt w:val="decimal"/>
-      <w:lvlText w:val=""/>
-      <w:lvlJc w:val="left"/>
-    </w:lvl>
-    <w:lvl w:ilvl="4" w:tplc="83A27DF0">
-      <w:numFmt w:val="decimal"/>
-      <w:lvlText w:val=""/>
-      <w:lvlJc w:val="left"/>
-    </w:lvl>
-    <w:lvl w:ilvl="5" w:tplc="FAAC1B78">
-      <w:numFmt w:val="decimal"/>
-      <w:lvlText w:val=""/>
-      <w:lvlJc w:val="left"/>
-    </w:lvl>
-    <w:lvl w:ilvl="6" w:tplc="35F8F902">
-      <w:numFmt w:val="decimal"/>
-      <w:lvlText w:val=""/>
-      <w:lvlJc w:val="left"/>
-    </w:lvl>
-    <w:lvl w:ilvl="7" w:tplc="83DCF6EA">
-      <w:numFmt w:val="decimal"/>
-      <w:lvlText w:val=""/>
-      <w:lvlJc w:val="left"/>
-    </w:lvl>
-    <w:lvl w:ilvl="8" w:tplc="05107FF4">
+    <w:lvl w:ilvl="8" w:tplc="160E6FC8">
       <w:numFmt w:val="decimal"/>
       <w:lvlText w:val=""/>
       <w:lvlJc w:val="left"/>
     </w:lvl>
   </w:abstractNum>
   <w:abstractNum w:abstractNumId="2" w15:restartNumberingAfterBreak="0">
-    <w:nsid w:val="7A53249F"/>
+    <w:nsid w:val="7CAB0B41"/>
     <w:multiLevelType w:val="hybridMultilevel"/>
-    <w:tmpl w:val="217ABDB6"/>
-    <w:lvl w:ilvl="0" w:tplc="A7805B4E">
+    <w:tmpl w:val="CA000C5C"/>
+    <w:lvl w:ilvl="0" w:tplc="7E028FD8">
       <w:start w:val="1"/>
       <w:numFmt w:val="bullet"/>
       <w:lvlText w:val="●"/>
@@ -17703,7 +17703,7 @@
         <w:ind w:left="720" w:hanging="360"/>
       </w:pPr>
     </w:lvl>
-    <w:lvl w:ilvl="1" w:tplc="2C0E7A54">
+    <w:lvl w:ilvl="1" w:tplc="E54E90C8">
       <w:start w:val="1"/>
       <w:numFmt w:val="bullet"/>
       <w:lvlText w:val="○"/>
@@ -17712,7 +17712,7 @@
         <w:ind w:left="1440" w:hanging="360"/>
       </w:pPr>
     </w:lvl>
-    <w:lvl w:ilvl="2" w:tplc="87A4456A">
+    <w:lvl w:ilvl="2" w:tplc="C3227550">
       <w:start w:val="1"/>
       <w:numFmt w:val="bullet"/>
       <w:lvlText w:val="■"/>
@@ -17721,7 +17721,7 @@
         <w:ind w:left="2160" w:hanging="360"/>
       </w:pPr>
     </w:lvl>
-    <w:lvl w:ilvl="3" w:tplc="51A247EE">
+    <w:lvl w:ilvl="3" w:tplc="F99C82CA">
       <w:start w:val="1"/>
       <w:numFmt w:val="bullet"/>
       <w:lvlText w:val="●"/>
@@ -17730,7 +17730,7 @@
         <w:ind w:left="2880" w:hanging="360"/>
       </w:pPr>
     </w:lvl>
-    <w:lvl w:ilvl="4" w:tplc="F656DBB0">
+    <w:lvl w:ilvl="4" w:tplc="1A385230">
       <w:start w:val="1"/>
       <w:numFmt w:val="bullet"/>
       <w:lvlText w:val="○"/>
@@ -17739,7 +17739,7 @@
         <w:ind w:left="3600" w:hanging="360"/>
       </w:pPr>
     </w:lvl>
-    <w:lvl w:ilvl="5" w:tplc="8CF04052">
+    <w:lvl w:ilvl="5" w:tplc="5C86F4F8">
       <w:start w:val="1"/>
       <w:numFmt w:val="bullet"/>
       <w:lvlText w:val="■"/>
@@ -17748,7 +17748,7 @@
         <w:ind w:left="4320" w:hanging="360"/>
       </w:pPr>
     </w:lvl>
-    <w:lvl w:ilvl="6" w:tplc="DBC49D1C">
+    <w:lvl w:ilvl="6" w:tplc="53CC2A9E">
       <w:start w:val="1"/>
       <w:numFmt w:val="bullet"/>
       <w:lvlText w:val="●"/>
@@ -17757,7 +17757,7 @@
         <w:ind w:left="5040" w:hanging="360"/>
       </w:pPr>
     </w:lvl>
-    <w:lvl w:ilvl="7" w:tplc="A498C2A6">
+    <w:lvl w:ilvl="7" w:tplc="7AB01FE6">
       <w:start w:val="1"/>
       <w:numFmt w:val="bullet"/>
       <w:lvlText w:val="●"/>
@@ -17766,7 +17766,7 @@
         <w:ind w:left="5760" w:hanging="360"/>
       </w:pPr>
     </w:lvl>
-    <w:lvl w:ilvl="8" w:tplc="EBB041C0">
+    <w:lvl w:ilvl="8" w:tplc="022CB64A">
       <w:start w:val="1"/>
       <w:numFmt w:val="bullet"/>
       <w:lvlText w:val="●"/>
@@ -17776,14 +17776,14 @@
       </w:pPr>
     </w:lvl>
   </w:abstractNum>
-  <w:num w:numId="1" w16cid:durableId="1820341460">
+  <w:num w:numId="1" w16cid:durableId="19474135">
     <w:abstractNumId w:val="2"/>
     <w:lvlOverride w:ilvl="0">
       <w:startOverride w:val="1"/>
     </w:lvlOverride>
   </w:num>
-  <w:num w:numId="2" w16cid:durableId="253515013">
-    <w:abstractNumId w:val="1"/>
+  <w:num w:numId="2" w16cid:durableId="70540474">
+    <w:abstractNumId w:val="0"/>
     <w:lvlOverride w:ilvl="0">
       <w:startOverride w:val="1"/>
     </w:lvlOverride>
@@ -18375,7 +18375,7 @@
     <w:autoRedefine/>
     <w:uiPriority w:val="39"/>
     <w:unhideWhenUsed/>
-    <w:rsid w:val="004E5A23"/>
+    <w:rsid w:val="007D1F5E"/>
     <w:pPr>
       <w:spacing w:after="100"/>
     </w:pPr>

--- a/public/documentos/ALC-02-enunciado-del-alcance-del-proyecto.docx
+++ b/public/documentos/ALC-02-enunciado-del-alcance-del-proyecto.docx
@@ -52,7 +52,7 @@
                 <w:noProof/>
               </w:rPr>
               <w:drawing>
-                <wp:inline distT="0" distB="0" distL="0" distR="0" wp14:anchorId="6FDEF2A2" wp14:editId="570F1B66">
+                <wp:inline distT="0" distB="0" distL="0" distR="0" wp14:anchorId="6AB406BA" wp14:editId="17730D53">
                   <wp:extent cx="990600" cy="990600"/>
                   <wp:effectExtent l="0" t="0" r="0" b="0"/>
                   <wp:docPr id="1" name="Imagen 1"/>
@@ -171,10 +171,10 @@
                 <w:noProof/>
               </w:rPr>
               <w:drawing>
-                <wp:inline distT="0" distB="0" distL="0" distR="0" wp14:anchorId="799AFD48" wp14:editId="49F39C35">
+                <wp:inline distT="0" distB="0" distL="0" distR="0" wp14:anchorId="33D2F761" wp14:editId="3F690FFE">
                   <wp:extent cx="800100" cy="800100"/>
                   <wp:effectExtent l="0" t="0" r="0" b="0"/>
-                  <wp:docPr id="975111318" name="Imagen 975111318"/>
+                  <wp:docPr id="31964461" name="Imagen 31964461"/>
                   <wp:cNvGraphicFramePr>
                     <a:graphicFrameLocks xmlns:a="http://schemas.openxmlformats.org/drawingml/2006/main" noChangeAspect="1"/>
                   </wp:cNvGraphicFramePr>
@@ -2867,7 +2867,7 @@
     <w:sdt>
       <w:sdtPr>
         <w:alias w:val="Contenido"/>
-        <w:id w:val="-110978918"/>
+        <w:id w:val="-1267158733"/>
       </w:sdtPr>
       <w:sdtEndPr/>
       <w:sdtContent>
@@ -2893,7 +2893,7 @@
           <w:r>
             <w:fldChar w:fldCharType="separate"/>
           </w:r>
-          <w:hyperlink w:anchor="_Toc243091766" w:history="1">
+          <w:hyperlink w:anchor="_Toc243093579" w:history="1">
             <w:r>
               <w:rPr>
                 <w:rStyle w:val="Hipervnculo"/>
@@ -2917,7 +2917,7 @@
               <w:rPr>
                 <w:noProof/>
               </w:rPr>
-              <w:instrText xml:space="preserve"> PAGEREF _Toc243091766 \h </w:instrText>
+              <w:instrText xml:space="preserve"> PAGEREF _Toc243093579 \h </w:instrText>
             </w:r>
             <w:r>
               <w:rPr>
@@ -2957,7 +2957,7 @@
               <w14:ligatures w14:val="standardContextual"/>
             </w:rPr>
           </w:pPr>
-          <w:hyperlink w:anchor="_Toc243091767" w:history="1">
+          <w:hyperlink w:anchor="_Toc243093580" w:history="1">
             <w:r>
               <w:rPr>
                 <w:rStyle w:val="Hipervnculo"/>
@@ -2981,7 +2981,7 @@
               <w:rPr>
                 <w:noProof/>
               </w:rPr>
-              <w:instrText xml:space="preserve"> PAGEREF _Toc243091767 \h </w:instrText>
+              <w:instrText xml:space="preserve"> PAGEREF _Toc243093580 \h </w:instrText>
             </w:r>
             <w:r>
               <w:rPr>
@@ -3021,7 +3021,7 @@
               <w14:ligatures w14:val="standardContextual"/>
             </w:rPr>
           </w:pPr>
-          <w:hyperlink w:anchor="_Toc243091768" w:history="1">
+          <w:hyperlink w:anchor="_Toc243093581" w:history="1">
             <w:r>
               <w:rPr>
                 <w:rStyle w:val="Hipervnculo"/>
@@ -3045,7 +3045,7 @@
               <w:rPr>
                 <w:noProof/>
               </w:rPr>
-              <w:instrText xml:space="preserve"> PAGEREF _Toc243091768 \h </w:instrText>
+              <w:instrText xml:space="preserve"> PAGEREF _Toc243093581 \h </w:instrText>
             </w:r>
             <w:r>
               <w:rPr>
@@ -3085,7 +3085,7 @@
               <w14:ligatures w14:val="standardContextual"/>
             </w:rPr>
           </w:pPr>
-          <w:hyperlink w:anchor="_Toc243091769" w:history="1">
+          <w:hyperlink w:anchor="_Toc243093582" w:history="1">
             <w:r>
               <w:rPr>
                 <w:rStyle w:val="Hipervnculo"/>
@@ -3109,7 +3109,7 @@
               <w:rPr>
                 <w:noProof/>
               </w:rPr>
-              <w:instrText xml:space="preserve"> PAGEREF _Toc243091769 \h </w:instrText>
+              <w:instrText xml:space="preserve"> PAGEREF _Toc243093582 \h </w:instrText>
             </w:r>
             <w:r>
               <w:rPr>
@@ -3149,7 +3149,7 @@
               <w14:ligatures w14:val="standardContextual"/>
             </w:rPr>
           </w:pPr>
-          <w:hyperlink w:anchor="_Toc243091770" w:history="1">
+          <w:hyperlink w:anchor="_Toc243093583" w:history="1">
             <w:r>
               <w:rPr>
                 <w:rStyle w:val="Hipervnculo"/>
@@ -3173,7 +3173,7 @@
               <w:rPr>
                 <w:noProof/>
               </w:rPr>
-              <w:instrText xml:space="preserve"> PAGEREF _Toc243091770 \h </w:instrText>
+              <w:instrText xml:space="preserve"> PAGEREF _Toc243093583 \h </w:instrText>
             </w:r>
             <w:r>
               <w:rPr>
@@ -3213,7 +3213,7 @@
               <w14:ligatures w14:val="standardContextual"/>
             </w:rPr>
           </w:pPr>
-          <w:hyperlink w:anchor="_Toc243091771" w:history="1">
+          <w:hyperlink w:anchor="_Toc243093584" w:history="1">
             <w:r>
               <w:rPr>
                 <w:rStyle w:val="Hipervnculo"/>
@@ -3237,7 +3237,7 @@
               <w:rPr>
                 <w:noProof/>
               </w:rPr>
-              <w:instrText xml:space="preserve"> PAGEREF _Toc243091771 \h </w:instrText>
+              <w:instrText xml:space="preserve"> PAGEREF _Toc243093584 \h </w:instrText>
             </w:r>
             <w:r>
               <w:rPr>
@@ -3277,7 +3277,7 @@
               <w14:ligatures w14:val="standardContextual"/>
             </w:rPr>
           </w:pPr>
-          <w:hyperlink w:anchor="_Toc243091772" w:history="1">
+          <w:hyperlink w:anchor="_Toc243093585" w:history="1">
             <w:r>
               <w:rPr>
                 <w:rStyle w:val="Hipervnculo"/>
@@ -3301,7 +3301,7 @@
               <w:rPr>
                 <w:noProof/>
               </w:rPr>
-              <w:instrText xml:space="preserve"> PAGEREF _Toc243091772 \h </w:instrText>
+              <w:instrText xml:space="preserve"> PAGEREF _Toc243093585 \h </w:instrText>
             </w:r>
             <w:r>
               <w:rPr>
@@ -3341,7 +3341,7 @@
               <w14:ligatures w14:val="standardContextual"/>
             </w:rPr>
           </w:pPr>
-          <w:hyperlink w:anchor="_Toc243091773" w:history="1">
+          <w:hyperlink w:anchor="_Toc243093586" w:history="1">
             <w:r>
               <w:rPr>
                 <w:rStyle w:val="Hipervnculo"/>
@@ -3365,7 +3365,7 @@
               <w:rPr>
                 <w:noProof/>
               </w:rPr>
-              <w:instrText xml:space="preserve"> PAGEREF _Toc243091773 \h </w:instrText>
+              <w:instrText xml:space="preserve"> PAGEREF _Toc243093586 \h </w:instrText>
             </w:r>
             <w:r>
               <w:rPr>
@@ -3415,7 +3415,7 @@
       <w:pPr>
         <w:pStyle w:val="Ttulo1"/>
       </w:pPr>
-      <w:bookmarkStart w:id="0" w:name="_Toc243091766"/>
+      <w:bookmarkStart w:id="0" w:name="_Toc243093579"/>
       <w:r>
         <w:lastRenderedPageBreak/>
         <w:t>1. Descripción del producto</w:t>
@@ -3706,7 +3706,7 @@
       <w:pPr>
         <w:pStyle w:val="Ttulo1"/>
       </w:pPr>
-      <w:bookmarkStart w:id="1" w:name="_Toc243091767"/>
+      <w:bookmarkStart w:id="1" w:name="_Toc243093580"/>
       <w:r>
         <w:t>2. Entregables del producto</w:t>
       </w:r>
@@ -5543,7 +5543,7 @@
       <w:pPr>
         <w:pStyle w:val="Ttulo1"/>
       </w:pPr>
-      <w:bookmarkStart w:id="2" w:name="_Toc243091768"/>
+      <w:bookmarkStart w:id="2" w:name="_Toc243093581"/>
       <w:r>
         <w:t>3. Requisitos que cubre el alcance</w:t>
       </w:r>
@@ -9998,7 +9998,7 @@
       <w:pPr>
         <w:pStyle w:val="Ttulo1"/>
       </w:pPr>
-      <w:bookmarkStart w:id="3" w:name="_Toc243091769"/>
+      <w:bookmarkStart w:id="3" w:name="_Toc243093582"/>
       <w:r>
         <w:t>4. Criterios de aceptación del producto</w:t>
       </w:r>
@@ -10678,7 +10678,7 @@
       <w:pPr>
         <w:pStyle w:val="Ttulo1"/>
       </w:pPr>
-      <w:bookmarkStart w:id="4" w:name="_Toc243091770"/>
+      <w:bookmarkStart w:id="4" w:name="_Toc243093583"/>
       <w:r>
         <w:t>5. Dentro y fuera del alcance</w:t>
       </w:r>
@@ -10979,7 +10979,7 @@
       <w:pPr>
         <w:pStyle w:val="Ttulo1"/>
       </w:pPr>
-      <w:bookmarkStart w:id="5" w:name="_Toc243091771"/>
+      <w:bookmarkStart w:id="5" w:name="_Toc243093584"/>
       <w:r>
         <w:t>6. Estructura de desglose del trabajo</w:t>
       </w:r>
@@ -15561,7 +15561,7 @@
       <w:pPr>
         <w:pStyle w:val="Ttulo1"/>
       </w:pPr>
-      <w:bookmarkStart w:id="6" w:name="_Toc243091772"/>
+      <w:bookmarkStart w:id="6" w:name="_Toc243093585"/>
       <w:r>
         <w:t>7. Supuestos y restricciones</w:t>
       </w:r>
@@ -15706,7 +15706,7 @@
       <w:pPr>
         <w:pStyle w:val="Ttulo1"/>
       </w:pPr>
-      <w:bookmarkStart w:id="7" w:name="_Toc243091773"/>
+      <w:bookmarkStart w:id="7" w:name="_Toc243093586"/>
       <w:r>
         <w:t>8. Cambios respecto de la versión 2</w:t>
       </w:r>
@@ -17583,118 +17583,10 @@
 <file path=word/numbering.xml><?xml version="1.0" encoding="utf-8"?>
 <w:numbering xmlns:wpc="http://schemas.microsoft.com/office/word/2010/wordprocessingCanvas" xmlns:cx="http://schemas.microsoft.com/office/drawing/2014/chartex" xmlns:cx1="http://schemas.microsoft.com/office/drawing/2015/9/8/chartex" xmlns:cx2="http://schemas.microsoft.com/office/drawing/2015/10/21/chartex" xmlns:cx3="http://schemas.microsoft.com/office/drawing/2016/5/9/chartex" xmlns:cx4="http://schemas.microsoft.com/office/drawing/2016/5/10/chartex" xmlns:cx5="http://schemas.microsoft.com/office/drawing/2016/5/11/chartex" xmlns:cx6="http://schemas.microsoft.com/office/drawing/2016/5/12/chartex" xmlns:cx7="http://schemas.microsoft.com/office/drawing/2016/5/13/chartex" xmlns:cx8="http://schemas.microsoft.com/office/drawing/2016/5/14/chartex" xmlns:mc="http://schemas.openxmlformats.org/markup-compatibility/2006" xmlns:aink="http://schemas.microsoft.com/office/drawing/2016/ink" xmlns:am3d="http://schemas.microsoft.com/office/drawing/2017/model3d" xmlns:o="urn:schemas-microsoft-com:office:office" xmlns:oel="http://schemas.microsoft.com/office/2019/extlst" xmlns:r="http://schemas.openxmlformats.org/officeDocument/2006/relationships" xmlns:m="http://schemas.openxmlformats.org/officeDocument/2006/math" xmlns:v="urn:schemas-microsoft-com:vml" xmlns:wp14="http://schemas.microsoft.com/office/word/2010/wordprocessingDrawing" xmlns:wp="http://schemas.openxmlformats.org/drawingml/2006/wordprocessingDrawing" xmlns:w10="urn:schemas-microsoft-com:office:word" xmlns:w="http://schemas.openxmlformats.org/wordprocessingml/2006/main" xmlns:w14="http://schemas.microsoft.com/office/word/2010/wordml" xmlns:w15="http://schemas.microsoft.com/office/word/2012/wordml" xmlns:w16cex="http://schemas.microsoft.com/office/word/2018/wordml/cex" xmlns:w16cid="http://schemas.microsoft.com/office/word/2016/wordml/cid" xmlns:w16="http://schemas.microsoft.com/office/word/2018/wordml" xmlns:w16du="http://schemas.microsoft.com/office/word/2023/wordml/word16du" xmlns:w16sdtdh="http://schemas.microsoft.com/office/word/2020/wordml/sdtdatahash" xmlns:w16sdtfl="http://schemas.microsoft.com/office/word/2024/wordml/sdtformatlock" xmlns:w16se="http://schemas.microsoft.com/office/word/2015/wordml/symex" xmlns:wpg="http://schemas.microsoft.com/office/word/2010/wordprocessingGroup" xmlns:wpi="http://schemas.microsoft.com/office/word/2010/wordprocessingInk" xmlns:wne="http://schemas.microsoft.com/office/word/2006/wordml" xmlns:wps="http://schemas.microsoft.com/office/word/2010/wordprocessingShape" mc:Ignorable="w14 w15 w16se w16cid w16 w16cex w16sdtdh w16sdtfl w16du wp14">
   <w:abstractNum w:abstractNumId="0" w15:restartNumberingAfterBreak="0">
-    <w:nsid w:val="18790235"/>
+    <w:nsid w:val="378D504A"/>
     <w:multiLevelType w:val="hybridMultilevel"/>
-    <w:tmpl w:val="B7A23202"/>
-    <w:lvl w:ilvl="0" w:tplc="032E7602">
-      <w:start w:val="1"/>
-      <w:numFmt w:val="bullet"/>
-      <w:lvlText w:val="•"/>
-      <w:lvlJc w:val="left"/>
-      <w:pPr>
-        <w:ind w:left="560" w:hanging="280"/>
-      </w:pPr>
-    </w:lvl>
-    <w:lvl w:ilvl="1" w:tplc="A61020F0">
-      <w:numFmt w:val="decimal"/>
-      <w:lvlText w:val=""/>
-      <w:lvlJc w:val="left"/>
-    </w:lvl>
-    <w:lvl w:ilvl="2" w:tplc="FF18FC78">
-      <w:numFmt w:val="decimal"/>
-      <w:lvlText w:val=""/>
-      <w:lvlJc w:val="left"/>
-    </w:lvl>
-    <w:lvl w:ilvl="3" w:tplc="29002B3E">
-      <w:numFmt w:val="decimal"/>
-      <w:lvlText w:val=""/>
-      <w:lvlJc w:val="left"/>
-    </w:lvl>
-    <w:lvl w:ilvl="4" w:tplc="427AD25C">
-      <w:numFmt w:val="decimal"/>
-      <w:lvlText w:val=""/>
-      <w:lvlJc w:val="left"/>
-    </w:lvl>
-    <w:lvl w:ilvl="5" w:tplc="D392FF4A">
-      <w:numFmt w:val="decimal"/>
-      <w:lvlText w:val=""/>
-      <w:lvlJc w:val="left"/>
-    </w:lvl>
-    <w:lvl w:ilvl="6" w:tplc="5E124CE4">
-      <w:numFmt w:val="decimal"/>
-      <w:lvlText w:val=""/>
-      <w:lvlJc w:val="left"/>
-    </w:lvl>
-    <w:lvl w:ilvl="7" w:tplc="2A00945A">
-      <w:numFmt w:val="decimal"/>
-      <w:lvlText w:val=""/>
-      <w:lvlJc w:val="left"/>
-    </w:lvl>
-    <w:lvl w:ilvl="8" w:tplc="B6E0433E">
-      <w:numFmt w:val="decimal"/>
-      <w:lvlText w:val=""/>
-      <w:lvlJc w:val="left"/>
-    </w:lvl>
-  </w:abstractNum>
-  <w:abstractNum w:abstractNumId="1" w15:restartNumberingAfterBreak="0">
-    <w:nsid w:val="63853AB4"/>
-    <w:multiLevelType w:val="hybridMultilevel"/>
-    <w:tmpl w:val="7666B684"/>
-    <w:lvl w:ilvl="0" w:tplc="588C5480">
-      <w:start w:val="1"/>
-      <w:numFmt w:val="decimal"/>
-      <w:lvlText w:val="%1."/>
-      <w:lvlJc w:val="left"/>
-      <w:pPr>
-        <w:ind w:left="560" w:hanging="340"/>
-      </w:pPr>
-    </w:lvl>
-    <w:lvl w:ilvl="1" w:tplc="3F088172">
-      <w:numFmt w:val="decimal"/>
-      <w:lvlText w:val=""/>
-      <w:lvlJc w:val="left"/>
-    </w:lvl>
-    <w:lvl w:ilvl="2" w:tplc="900A63CA">
-      <w:numFmt w:val="decimal"/>
-      <w:lvlText w:val=""/>
-      <w:lvlJc w:val="left"/>
-    </w:lvl>
-    <w:lvl w:ilvl="3" w:tplc="A8CC4D84">
-      <w:numFmt w:val="decimal"/>
-      <w:lvlText w:val=""/>
-      <w:lvlJc w:val="left"/>
-    </w:lvl>
-    <w:lvl w:ilvl="4" w:tplc="346675E0">
-      <w:numFmt w:val="decimal"/>
-      <w:lvlText w:val=""/>
-      <w:lvlJc w:val="left"/>
-    </w:lvl>
-    <w:lvl w:ilvl="5" w:tplc="72C8F2FE">
-      <w:numFmt w:val="decimal"/>
-      <w:lvlText w:val=""/>
-      <w:lvlJc w:val="left"/>
-    </w:lvl>
-    <w:lvl w:ilvl="6" w:tplc="C57263CC">
-      <w:numFmt w:val="decimal"/>
-      <w:lvlText w:val=""/>
-      <w:lvlJc w:val="left"/>
-    </w:lvl>
-    <w:lvl w:ilvl="7" w:tplc="1D6AD424">
-      <w:numFmt w:val="decimal"/>
-      <w:lvlText w:val=""/>
-      <w:lvlJc w:val="left"/>
-    </w:lvl>
-    <w:lvl w:ilvl="8" w:tplc="160E6FC8">
-      <w:numFmt w:val="decimal"/>
-      <w:lvlText w:val=""/>
-      <w:lvlJc w:val="left"/>
-    </w:lvl>
-  </w:abstractNum>
-  <w:abstractNum w:abstractNumId="2" w15:restartNumberingAfterBreak="0">
-    <w:nsid w:val="7CAB0B41"/>
-    <w:multiLevelType w:val="hybridMultilevel"/>
-    <w:tmpl w:val="CA000C5C"/>
-    <w:lvl w:ilvl="0" w:tplc="7E028FD8">
+    <w:tmpl w:val="E558F892"/>
+    <w:lvl w:ilvl="0" w:tplc="9C8671F4">
       <w:start w:val="1"/>
       <w:numFmt w:val="bullet"/>
       <w:lvlText w:val="●"/>
@@ -17703,7 +17595,7 @@
         <w:ind w:left="720" w:hanging="360"/>
       </w:pPr>
     </w:lvl>
-    <w:lvl w:ilvl="1" w:tplc="E54E90C8">
+    <w:lvl w:ilvl="1" w:tplc="2E68D0FA">
       <w:start w:val="1"/>
       <w:numFmt w:val="bullet"/>
       <w:lvlText w:val="○"/>
@@ -17712,7 +17604,7 @@
         <w:ind w:left="1440" w:hanging="360"/>
       </w:pPr>
     </w:lvl>
-    <w:lvl w:ilvl="2" w:tplc="C3227550">
+    <w:lvl w:ilvl="2" w:tplc="C5B2B1DC">
       <w:start w:val="1"/>
       <w:numFmt w:val="bullet"/>
       <w:lvlText w:val="■"/>
@@ -17721,7 +17613,7 @@
         <w:ind w:left="2160" w:hanging="360"/>
       </w:pPr>
     </w:lvl>
-    <w:lvl w:ilvl="3" w:tplc="F99C82CA">
+    <w:lvl w:ilvl="3" w:tplc="CEB6C6C6">
       <w:start w:val="1"/>
       <w:numFmt w:val="bullet"/>
       <w:lvlText w:val="●"/>
@@ -17730,7 +17622,7 @@
         <w:ind w:left="2880" w:hanging="360"/>
       </w:pPr>
     </w:lvl>
-    <w:lvl w:ilvl="4" w:tplc="1A385230">
+    <w:lvl w:ilvl="4" w:tplc="56964B8E">
       <w:start w:val="1"/>
       <w:numFmt w:val="bullet"/>
       <w:lvlText w:val="○"/>
@@ -17739,7 +17631,7 @@
         <w:ind w:left="3600" w:hanging="360"/>
       </w:pPr>
     </w:lvl>
-    <w:lvl w:ilvl="5" w:tplc="5C86F4F8">
+    <w:lvl w:ilvl="5" w:tplc="0F7C6EA2">
       <w:start w:val="1"/>
       <w:numFmt w:val="bullet"/>
       <w:lvlText w:val="■"/>
@@ -17748,7 +17640,7 @@
         <w:ind w:left="4320" w:hanging="360"/>
       </w:pPr>
     </w:lvl>
-    <w:lvl w:ilvl="6" w:tplc="53CC2A9E">
+    <w:lvl w:ilvl="6" w:tplc="9D0C7602">
       <w:start w:val="1"/>
       <w:numFmt w:val="bullet"/>
       <w:lvlText w:val="●"/>
@@ -17757,7 +17649,7 @@
         <w:ind w:left="5040" w:hanging="360"/>
       </w:pPr>
     </w:lvl>
-    <w:lvl w:ilvl="7" w:tplc="7AB01FE6">
+    <w:lvl w:ilvl="7" w:tplc="CE6456FC">
       <w:start w:val="1"/>
       <w:numFmt w:val="bullet"/>
       <w:lvlText w:val="●"/>
@@ -17766,7 +17658,7 @@
         <w:ind w:left="5760" w:hanging="360"/>
       </w:pPr>
     </w:lvl>
-    <w:lvl w:ilvl="8" w:tplc="022CB64A">
+    <w:lvl w:ilvl="8" w:tplc="8CFC00A0">
       <w:start w:val="1"/>
       <w:numFmt w:val="bullet"/>
       <w:lvlText w:val="●"/>
@@ -17776,14 +17668,122 @@
       </w:pPr>
     </w:lvl>
   </w:abstractNum>
-  <w:num w:numId="1" w16cid:durableId="19474135">
-    <w:abstractNumId w:val="2"/>
+  <w:abstractNum w:abstractNumId="1" w15:restartNumberingAfterBreak="0">
+    <w:nsid w:val="4D9E5F46"/>
+    <w:multiLevelType w:val="hybridMultilevel"/>
+    <w:tmpl w:val="9F948974"/>
+    <w:lvl w:ilvl="0" w:tplc="BA9689CA">
+      <w:start w:val="1"/>
+      <w:numFmt w:val="bullet"/>
+      <w:lvlText w:val="•"/>
+      <w:lvlJc w:val="left"/>
+      <w:pPr>
+        <w:ind w:left="560" w:hanging="280"/>
+      </w:pPr>
+    </w:lvl>
+    <w:lvl w:ilvl="1" w:tplc="9C18CBE2">
+      <w:numFmt w:val="decimal"/>
+      <w:lvlText w:val=""/>
+      <w:lvlJc w:val="left"/>
+    </w:lvl>
+    <w:lvl w:ilvl="2" w:tplc="17BA8EE4">
+      <w:numFmt w:val="decimal"/>
+      <w:lvlText w:val=""/>
+      <w:lvlJc w:val="left"/>
+    </w:lvl>
+    <w:lvl w:ilvl="3" w:tplc="4B8EE796">
+      <w:numFmt w:val="decimal"/>
+      <w:lvlText w:val=""/>
+      <w:lvlJc w:val="left"/>
+    </w:lvl>
+    <w:lvl w:ilvl="4" w:tplc="FEAA77CE">
+      <w:numFmt w:val="decimal"/>
+      <w:lvlText w:val=""/>
+      <w:lvlJc w:val="left"/>
+    </w:lvl>
+    <w:lvl w:ilvl="5" w:tplc="8704457E">
+      <w:numFmt w:val="decimal"/>
+      <w:lvlText w:val=""/>
+      <w:lvlJc w:val="left"/>
+    </w:lvl>
+    <w:lvl w:ilvl="6" w:tplc="71009E80">
+      <w:numFmt w:val="decimal"/>
+      <w:lvlText w:val=""/>
+      <w:lvlJc w:val="left"/>
+    </w:lvl>
+    <w:lvl w:ilvl="7" w:tplc="110694CC">
+      <w:numFmt w:val="decimal"/>
+      <w:lvlText w:val=""/>
+      <w:lvlJc w:val="left"/>
+    </w:lvl>
+    <w:lvl w:ilvl="8" w:tplc="EF5888A0">
+      <w:numFmt w:val="decimal"/>
+      <w:lvlText w:val=""/>
+      <w:lvlJc w:val="left"/>
+    </w:lvl>
+  </w:abstractNum>
+  <w:abstractNum w:abstractNumId="2" w15:restartNumberingAfterBreak="0">
+    <w:nsid w:val="64CB1F20"/>
+    <w:multiLevelType w:val="hybridMultilevel"/>
+    <w:tmpl w:val="759A033A"/>
+    <w:lvl w:ilvl="0" w:tplc="0E54FEC6">
+      <w:start w:val="1"/>
+      <w:numFmt w:val="decimal"/>
+      <w:lvlText w:val="%1."/>
+      <w:lvlJc w:val="left"/>
+      <w:pPr>
+        <w:ind w:left="560" w:hanging="340"/>
+      </w:pPr>
+    </w:lvl>
+    <w:lvl w:ilvl="1" w:tplc="7472B884">
+      <w:numFmt w:val="decimal"/>
+      <w:lvlText w:val=""/>
+      <w:lvlJc w:val="left"/>
+    </w:lvl>
+    <w:lvl w:ilvl="2" w:tplc="45240574">
+      <w:numFmt w:val="decimal"/>
+      <w:lvlText w:val=""/>
+      <w:lvlJc w:val="left"/>
+    </w:lvl>
+    <w:lvl w:ilvl="3" w:tplc="6D3E6C0A">
+      <w:numFmt w:val="decimal"/>
+      <w:lvlText w:val=""/>
+      <w:lvlJc w:val="left"/>
+    </w:lvl>
+    <w:lvl w:ilvl="4" w:tplc="4BD20C32">
+      <w:numFmt w:val="decimal"/>
+      <w:lvlText w:val=""/>
+      <w:lvlJc w:val="left"/>
+    </w:lvl>
+    <w:lvl w:ilvl="5" w:tplc="5A84D3F4">
+      <w:numFmt w:val="decimal"/>
+      <w:lvlText w:val=""/>
+      <w:lvlJc w:val="left"/>
+    </w:lvl>
+    <w:lvl w:ilvl="6" w:tplc="C978A7EA">
+      <w:numFmt w:val="decimal"/>
+      <w:lvlText w:val=""/>
+      <w:lvlJc w:val="left"/>
+    </w:lvl>
+    <w:lvl w:ilvl="7" w:tplc="4AB46778">
+      <w:numFmt w:val="decimal"/>
+      <w:lvlText w:val=""/>
+      <w:lvlJc w:val="left"/>
+    </w:lvl>
+    <w:lvl w:ilvl="8" w:tplc="CDEEBD6C">
+      <w:numFmt w:val="decimal"/>
+      <w:lvlText w:val=""/>
+      <w:lvlJc w:val="left"/>
+    </w:lvl>
+  </w:abstractNum>
+  <w:num w:numId="1" w16cid:durableId="1538814378">
+    <w:abstractNumId w:val="0"/>
     <w:lvlOverride w:ilvl="0">
       <w:startOverride w:val="1"/>
     </w:lvlOverride>
   </w:num>
-  <w:num w:numId="2" w16cid:durableId="70540474">
-    <w:abstractNumId w:val="0"/>
+  <w:num w:numId="2" w16cid:durableId="1041637206">
+    <w:abstractNumId w:val="1"/>
     <w:lvlOverride w:ilvl="0">
       <w:startOverride w:val="1"/>
     </w:lvlOverride>
@@ -18375,7 +18375,7 @@
     <w:autoRedefine/>
     <w:uiPriority w:val="39"/>
     <w:unhideWhenUsed/>
-    <w:rsid w:val="007D1F5E"/>
+    <w:rsid w:val="00A17401"/>
     <w:pPr>
       <w:spacing w:after="100"/>
     </w:pPr>
